--- a/docs/p1/P1_Team02_Final.docx
+++ b/docs/p1/P1_Team02_Final.docx
@@ -1768,7 +1768,7 @@
               <w:rPr>
                 <w:rtl w:val="0"/>
               </w:rPr>
-              <w:t xml:space="preserve">1.4, 2.1, 2.4, 3.2, 4.4</w:t>
+              <w:t xml:space="preserve">1.4, 2.4, 3.2, 4.4</w:t>
             </w:r>
           </w:p>
         </w:tc>
@@ -2040,6 +2040,7 @@
               <w:rPr>
                 <w:rtl w:val="0"/>
               </w:rPr>
+              <w:t xml:space="preserve">2.1,2.3,4.1, 4.2</w:t>
             </w:r>
           </w:p>
         </w:tc>
@@ -2107,6 +2108,7 @@
               <w:rPr>
                 <w:rtl w:val="0"/>
               </w:rPr>
+              <w:t xml:space="preserve">4.3, 5, 3.4 (UC-02), 3.5</w:t>
             </w:r>
           </w:p>
         </w:tc>
@@ -5512,7 +5514,7 @@
               <w:rPr>
                 <w:rtl w:val="0"/>
               </w:rPr>
-              <w:t xml:space="preserve">UTD students will be able to use this application from their phones. The students should be able to clearly understand the symbols being used in the app declaring which are available and when they are not. </w:t>
+              <w:t xml:space="preserve">UTD students are the primary users; they may have different levels of technical experience and will often check room availability quickly on their phones while walking across campus. The app should use simple labels and symbols—such as Available, Occupied, and Unknown—with text and color so status is clear and accessible. Room catalog administrators are secondary users who need a straightforward way to add or update room locations, capacities, and amenities.</w:t>
             </w:r>
             <w:r>
               <w:rPr>
@@ -10014,7 +10016,13 @@
     <w:p>
       <w:pPr>
         <w:spacing w:after="60" w:before="140" w:line="260" w:lineRule="auto"/>
-        <w:rPr/>
+        <w:rPr>
+          <w:b w:val="1"/>
+          <w:bCs w:val="1"/>
+          <w:color w:val="16324f"/>
+          <w:sz w:val="20"/>
+          <w:szCs w:val="20"/>
+        </w:rPr>
       </w:pPr>
       <w:r>
         <w:rPr>
@@ -10027,10 +10035,28 @@
         </w:rPr>
         <w:t xml:space="preserve">Expanded use case  —  copy this block for each of your two</w:t>
       </w:r>
+    </w:p>
+    <w:p>
+      <w:pPr>
+        <w:spacing w:after="60" w:before="140" w:line="260" w:lineRule="auto"/>
+        <w:rPr>
+          <w:b w:val="1"/>
+          <w:bCs w:val="1"/>
+          <w:color w:val="16324f"/>
+          <w:sz w:val="20"/>
+          <w:szCs w:val="20"/>
+        </w:rPr>
+      </w:pPr>
       <w:r>
         <w:rPr>
+          <w:b w:val="1"/>
+          <w:bCs w:val="1"/>
+          <w:color w:val="16324f"/>
+          <w:sz w:val="20"/>
+          <w:szCs w:val="20"/>
           <w:rtl w:val="0"/>
         </w:rPr>
+        <w:t xml:space="preserve">Use Case 1: Check Room Availability</w:t>
       </w:r>
     </w:p>
     <w:tbl>
@@ -10185,7 +10211,7 @@
                 <w:szCs w:val="18"/>
                 <w:rtl w:val="0"/>
               </w:rPr>
-              <w:t xml:space="preserve">UC-01  </w:t>
+              <w:t xml:space="preserve">UC-01  - Check room availability</w:t>
             </w:r>
             <w:r>
               <w:rPr>
@@ -10471,7 +10497,7 @@
               <w:rPr>
                 <w:rtl w:val="0"/>
               </w:rPr>
-              <w:t xml:space="preserve">1.System displays the room that is available. 2.Student selects building and room. 3. The system shows the rooms that are available. 4. The student goes to the room and it's available.</w:t>
+              <w:t xml:space="preserve">1.System displays the room that is available. 2.Student selects building and room. 3. The system shows the rooms that are available without showing any student’s personal information. 4. The student goes to the room and it's available.</w:t>
             </w:r>
           </w:p>
         </w:tc>
@@ -10647,6 +10673,690 @@
                 <w:rtl w:val="0"/>
               </w:rPr>
               <w:t xml:space="preserve">FR- 1,FR- 2,FR- 3, FR- 4,FR- 5</w:t>
+            </w:r>
+          </w:p>
+        </w:tc>
+      </w:tr>
+    </w:tbl>
+    <w:p>
+      <w:pPr>
+        <w:spacing w:line="260" w:lineRule="auto"/>
+        <w:rPr/>
+      </w:pPr>
+      <w:r>
+        <w:rPr>
+          <w:rtl w:val="0"/>
+        </w:rPr>
+      </w:r>
+    </w:p>
+    <w:p>
+      <w:pPr>
+        <w:spacing w:after="60" w:before="140" w:line="260" w:lineRule="auto"/>
+        <w:rPr/>
+      </w:pPr>
+      <w:r>
+        <w:rPr>
+          <w:rtl w:val="0"/>
+        </w:rPr>
+      </w:r>
+    </w:p>
+    <w:p>
+      <w:pPr>
+        <w:spacing w:after="60" w:before="140" w:line="260" w:lineRule="auto"/>
+        <w:rPr/>
+      </w:pPr>
+      <w:r>
+        <w:rPr>
+          <w:rtl w:val="0"/>
+        </w:rPr>
+      </w:r>
+    </w:p>
+    <w:p>
+      <w:pPr>
+        <w:spacing w:after="60" w:before="140" w:line="260" w:lineRule="auto"/>
+        <w:rPr/>
+      </w:pPr>
+      <w:r>
+        <w:rPr>
+          <w:rtl w:val="0"/>
+        </w:rPr>
+      </w:r>
+    </w:p>
+    <w:p>
+      <w:pPr>
+        <w:spacing w:after="60" w:before="140" w:line="260" w:lineRule="auto"/>
+        <w:rPr/>
+      </w:pPr>
+      <w:r>
+        <w:rPr>
+          <w:b w:val="1"/>
+          <w:bCs w:val="1"/>
+          <w:color w:val="16324f"/>
+          <w:sz w:val="20"/>
+          <w:szCs w:val="20"/>
+          <w:rtl w:val="0"/>
+        </w:rPr>
+        <w:t xml:space="preserve">Use Case 2: Filter Study Rooms</w:t>
+      </w:r>
+      <w:r>
+        <w:rPr>
+          <w:rtl w:val="0"/>
+        </w:rPr>
+      </w:r>
+    </w:p>
+    <w:tbl>
+      <w:tblPr>
+        <w:tblStyle w:val="Table38"/>
+        <w:tblW w:w="10858.0" w:type="dxa"/>
+        <w:jc w:val="left"/>
+        <w:tblBorders>
+          <w:top w:color="c6cdd8" w:space="0" w:sz="3" w:val="single"/>
+          <w:left w:color="c6cdd8" w:space="0" w:sz="3" w:val="single"/>
+          <w:bottom w:color="c6cdd8" w:space="0" w:sz="3" w:val="single"/>
+          <w:right w:color="c6cdd8" w:space="0" w:sz="3" w:val="single"/>
+          <w:insideH w:color="c6cdd8" w:space="0" w:sz="3" w:val="single"/>
+          <w:insideV w:color="c6cdd8" w:space="0" w:sz="3" w:val="single"/>
+        </w:tblBorders>
+        <w:tblLayout w:type="fixed"/>
+        <w:tblLook w:val="0000"/>
+      </w:tblPr>
+      <w:tblGrid>
+        <w:gridCol w:w="2600"/>
+        <w:gridCol w:w="8258"/>
+        <w:tblGridChange w:id="0">
+          <w:tblGrid>
+            <w:gridCol w:w="2600"/>
+            <w:gridCol w:w="8258"/>
+          </w:tblGrid>
+        </w:tblGridChange>
+      </w:tblGrid>
+      <w:tr>
+        <w:trPr>
+          <w:cantSplit w:val="0"/>
+          <w:tblHeader w:val="1"/>
+        </w:trPr>
+        <w:tc>
+          <w:tcPr>
+            <w:shd w:fill="eaf0f8" w:val="clear"/>
+            <w:tcMar>
+              <w:top w:w="70.0" w:type="dxa"/>
+              <w:left w:w="100.0" w:type="dxa"/>
+              <w:bottom w:w="70.0" w:type="dxa"/>
+              <w:right w:w="100.0" w:type="dxa"/>
+            </w:tcMar>
+          </w:tcPr>
+          <w:p>
+            <w:pPr>
+              <w:spacing w:line="260" w:lineRule="auto"/>
+              <w:rPr/>
+            </w:pPr>
+            <w:r>
+              <w:rPr>
+                <w:b w:val="1"/>
+                <w:bCs w:val="1"/>
+                <w:color w:val="16324f"/>
+                <w:sz w:val="18"/>
+                <w:szCs w:val="18"/>
+                <w:rtl w:val="0"/>
+              </w:rPr>
+              <w:t xml:space="preserve">Field</w:t>
+            </w:r>
+            <w:r>
+              <w:rPr>
+                <w:rtl w:val="0"/>
+              </w:rPr>
+            </w:r>
+          </w:p>
+        </w:tc>
+        <w:tc>
+          <w:tcPr>
+            <w:shd w:fill="eaf0f8" w:val="clear"/>
+            <w:tcMar>
+              <w:top w:w="70.0" w:type="dxa"/>
+              <w:left w:w="100.0" w:type="dxa"/>
+              <w:bottom w:w="70.0" w:type="dxa"/>
+              <w:right w:w="100.0" w:type="dxa"/>
+            </w:tcMar>
+          </w:tcPr>
+          <w:p>
+            <w:pPr>
+              <w:spacing w:line="260" w:lineRule="auto"/>
+              <w:rPr/>
+            </w:pPr>
+            <w:r>
+              <w:rPr>
+                <w:b w:val="1"/>
+                <w:bCs w:val="1"/>
+                <w:color w:val="16324f"/>
+                <w:sz w:val="18"/>
+                <w:szCs w:val="18"/>
+                <w:rtl w:val="0"/>
+              </w:rPr>
+              <w:t xml:space="preserve">Content</w:t>
+            </w:r>
+            <w:r>
+              <w:rPr>
+                <w:rtl w:val="0"/>
+              </w:rPr>
+            </w:r>
+          </w:p>
+        </w:tc>
+      </w:tr>
+      <w:tr>
+        <w:trPr>
+          <w:cantSplit w:val="0"/>
+          <w:tblHeader w:val="0"/>
+        </w:trPr>
+        <w:tc>
+          <w:tcPr>
+            <w:tcMar>
+              <w:top w:w="70.0" w:type="dxa"/>
+              <w:left w:w="100.0" w:type="dxa"/>
+              <w:bottom w:w="70.0" w:type="dxa"/>
+              <w:right w:w="100.0" w:type="dxa"/>
+            </w:tcMar>
+          </w:tcPr>
+          <w:p>
+            <w:pPr>
+              <w:rPr/>
+            </w:pPr>
+            <w:r>
+              <w:rPr>
+                <w:color w:val="1a1a1a"/>
+                <w:sz w:val="18"/>
+                <w:szCs w:val="18"/>
+                <w:rtl w:val="0"/>
+              </w:rPr>
+              <w:t xml:space="preserve">Identifier and name</w:t>
+            </w:r>
+            <w:r>
+              <w:rPr>
+                <w:rtl w:val="0"/>
+              </w:rPr>
+            </w:r>
+          </w:p>
+        </w:tc>
+        <w:tc>
+          <w:tcPr>
+            <w:tcMar>
+              <w:top w:w="70.0" w:type="dxa"/>
+              <w:left w:w="100.0" w:type="dxa"/>
+              <w:bottom w:w="70.0" w:type="dxa"/>
+              <w:right w:w="100.0" w:type="dxa"/>
+            </w:tcMar>
+          </w:tcPr>
+          <w:p>
+            <w:pPr>
+              <w:rPr/>
+            </w:pPr>
+            <w:r>
+              <w:rPr>
+                <w:color w:val="1a1a1a"/>
+                <w:sz w:val="18"/>
+                <w:szCs w:val="18"/>
+                <w:rtl w:val="0"/>
+              </w:rPr>
+              <w:t xml:space="preserve">UC-02  - Filter study rooms</w:t>
+            </w:r>
+            <w:r>
+              <w:rPr>
+                <w:rtl w:val="0"/>
+              </w:rPr>
+            </w:r>
+          </w:p>
+        </w:tc>
+      </w:tr>
+      <w:tr>
+        <w:trPr>
+          <w:cantSplit w:val="0"/>
+          <w:tblHeader w:val="0"/>
+        </w:trPr>
+        <w:tc>
+          <w:tcPr>
+            <w:tcMar>
+              <w:top w:w="70.0" w:type="dxa"/>
+              <w:left w:w="100.0" w:type="dxa"/>
+              <w:bottom w:w="70.0" w:type="dxa"/>
+              <w:right w:w="100.0" w:type="dxa"/>
+            </w:tcMar>
+          </w:tcPr>
+          <w:p>
+            <w:pPr>
+              <w:rPr/>
+            </w:pPr>
+            <w:r>
+              <w:rPr>
+                <w:color w:val="1a1a1a"/>
+                <w:sz w:val="18"/>
+                <w:szCs w:val="18"/>
+                <w:rtl w:val="0"/>
+              </w:rPr>
+              <w:t xml:space="preserve">Primary actor</w:t>
+            </w:r>
+            <w:r>
+              <w:rPr>
+                <w:rtl w:val="0"/>
+              </w:rPr>
+            </w:r>
+          </w:p>
+        </w:tc>
+        <w:tc>
+          <w:tcPr>
+            <w:tcMar>
+              <w:top w:w="70.0" w:type="dxa"/>
+              <w:left w:w="100.0" w:type="dxa"/>
+              <w:bottom w:w="70.0" w:type="dxa"/>
+              <w:right w:w="100.0" w:type="dxa"/>
+            </w:tcMar>
+          </w:tcPr>
+          <w:p>
+            <w:pPr>
+              <w:rPr/>
+            </w:pPr>
+            <w:r>
+              <w:rPr>
+                <w:rtl w:val="0"/>
+              </w:rPr>
+              <w:t xml:space="preserve">Student </w:t>
+            </w:r>
+          </w:p>
+        </w:tc>
+      </w:tr>
+      <w:tr>
+        <w:trPr>
+          <w:cantSplit w:val="0"/>
+          <w:tblHeader w:val="0"/>
+        </w:trPr>
+        <w:tc>
+          <w:tcPr>
+            <w:tcMar>
+              <w:top w:w="70.0" w:type="dxa"/>
+              <w:left w:w="100.0" w:type="dxa"/>
+              <w:bottom w:w="70.0" w:type="dxa"/>
+              <w:right w:w="100.0" w:type="dxa"/>
+            </w:tcMar>
+          </w:tcPr>
+          <w:p>
+            <w:pPr>
+              <w:rPr/>
+            </w:pPr>
+            <w:r>
+              <w:rPr>
+                <w:color w:val="1a1a1a"/>
+                <w:sz w:val="18"/>
+                <w:szCs w:val="18"/>
+                <w:rtl w:val="0"/>
+              </w:rPr>
+              <w:t xml:space="preserve">Supporting actors</w:t>
+            </w:r>
+            <w:r>
+              <w:rPr>
+                <w:rtl w:val="0"/>
+              </w:rPr>
+            </w:r>
+          </w:p>
+        </w:tc>
+        <w:tc>
+          <w:tcPr>
+            <w:tcMar>
+              <w:top w:w="70.0" w:type="dxa"/>
+              <w:left w:w="100.0" w:type="dxa"/>
+              <w:bottom w:w="70.0" w:type="dxa"/>
+              <w:right w:w="100.0" w:type="dxa"/>
+            </w:tcMar>
+          </w:tcPr>
+          <w:p>
+            <w:pPr>
+              <w:rPr/>
+            </w:pPr>
+            <w:r>
+              <w:rPr>
+                <w:rtl w:val="0"/>
+              </w:rPr>
+              <w:t xml:space="preserve">Application </w:t>
+            </w:r>
+          </w:p>
+        </w:tc>
+      </w:tr>
+      <w:tr>
+        <w:trPr>
+          <w:cantSplit w:val="0"/>
+          <w:tblHeader w:val="0"/>
+        </w:trPr>
+        <w:tc>
+          <w:tcPr>
+            <w:tcMar>
+              <w:top w:w="70.0" w:type="dxa"/>
+              <w:left w:w="100.0" w:type="dxa"/>
+              <w:bottom w:w="70.0" w:type="dxa"/>
+              <w:right w:w="100.0" w:type="dxa"/>
+            </w:tcMar>
+          </w:tcPr>
+          <w:p>
+            <w:pPr>
+              <w:rPr/>
+            </w:pPr>
+            <w:r>
+              <w:rPr>
+                <w:color w:val="1a1a1a"/>
+                <w:sz w:val="18"/>
+                <w:szCs w:val="18"/>
+                <w:rtl w:val="0"/>
+              </w:rPr>
+              <w:t xml:space="preserve">Preconditions — what must be true before it starts</w:t>
+            </w:r>
+            <w:r>
+              <w:rPr>
+                <w:rtl w:val="0"/>
+              </w:rPr>
+            </w:r>
+          </w:p>
+        </w:tc>
+        <w:tc>
+          <w:tcPr>
+            <w:tcMar>
+              <w:top w:w="70.0" w:type="dxa"/>
+              <w:left w:w="100.0" w:type="dxa"/>
+              <w:bottom w:w="70.0" w:type="dxa"/>
+              <w:right w:w="100.0" w:type="dxa"/>
+            </w:tcMar>
+          </w:tcPr>
+          <w:p>
+            <w:pPr>
+              <w:rPr/>
+            </w:pPr>
+            <w:r>
+              <w:rPr>
+                <w:rtl w:val="0"/>
+              </w:rPr>
+              <w:t xml:space="preserve">Students must be able to access the application and the room catalog.</w:t>
+            </w:r>
+          </w:p>
+        </w:tc>
+      </w:tr>
+      <w:tr>
+        <w:trPr>
+          <w:cantSplit w:val="0"/>
+          <w:tblHeader w:val="0"/>
+        </w:trPr>
+        <w:tc>
+          <w:tcPr>
+            <w:tcMar>
+              <w:top w:w="70.0" w:type="dxa"/>
+              <w:left w:w="100.0" w:type="dxa"/>
+              <w:bottom w:w="70.0" w:type="dxa"/>
+              <w:right w:w="100.0" w:type="dxa"/>
+            </w:tcMar>
+          </w:tcPr>
+          <w:p>
+            <w:pPr>
+              <w:rPr/>
+            </w:pPr>
+            <w:r>
+              <w:rPr>
+                <w:color w:val="1a1a1a"/>
+                <w:sz w:val="18"/>
+                <w:szCs w:val="18"/>
+                <w:rtl w:val="0"/>
+              </w:rPr>
+              <w:t xml:space="preserve">Trigger — what starts it</w:t>
+            </w:r>
+            <w:r>
+              <w:rPr>
+                <w:rtl w:val="0"/>
+              </w:rPr>
+            </w:r>
+          </w:p>
+        </w:tc>
+        <w:tc>
+          <w:tcPr>
+            <w:tcMar>
+              <w:top w:w="70.0" w:type="dxa"/>
+              <w:left w:w="100.0" w:type="dxa"/>
+              <w:bottom w:w="70.0" w:type="dxa"/>
+              <w:right w:w="100.0" w:type="dxa"/>
+            </w:tcMar>
+          </w:tcPr>
+          <w:p>
+            <w:pPr>
+              <w:rPr/>
+            </w:pPr>
+            <w:r>
+              <w:rPr>
+                <w:rtl w:val="0"/>
+              </w:rPr>
+              <w:t xml:space="preserve">Student selects the filter option to search for study rooms.</w:t>
+            </w:r>
+          </w:p>
+        </w:tc>
+      </w:tr>
+      <w:tr>
+        <w:trPr>
+          <w:cantSplit w:val="0"/>
+          <w:tblHeader w:val="0"/>
+        </w:trPr>
+        <w:tc>
+          <w:tcPr>
+            <w:tcMar>
+              <w:top w:w="70.0" w:type="dxa"/>
+              <w:left w:w="100.0" w:type="dxa"/>
+              <w:bottom w:w="70.0" w:type="dxa"/>
+              <w:right w:w="100.0" w:type="dxa"/>
+            </w:tcMar>
+          </w:tcPr>
+          <w:p>
+            <w:pPr>
+              <w:rPr/>
+            </w:pPr>
+            <w:r>
+              <w:rPr>
+                <w:color w:val="1a1a1a"/>
+                <w:sz w:val="18"/>
+                <w:szCs w:val="18"/>
+                <w:rtl w:val="0"/>
+              </w:rPr>
+              <w:t xml:space="preserve">Main success scenario — numbered steps</w:t>
+            </w:r>
+            <w:r>
+              <w:rPr>
+                <w:rtl w:val="0"/>
+              </w:rPr>
+            </w:r>
+          </w:p>
+        </w:tc>
+        <w:tc>
+          <w:tcPr>
+            <w:tcMar>
+              <w:top w:w="70.0" w:type="dxa"/>
+              <w:left w:w="100.0" w:type="dxa"/>
+              <w:bottom w:w="70.0" w:type="dxa"/>
+              <w:right w:w="100.0" w:type="dxa"/>
+            </w:tcMar>
+          </w:tcPr>
+          <w:p>
+            <w:pPr>
+              <w:rPr/>
+            </w:pPr>
+            <w:r>
+              <w:rPr>
+                <w:rtl w:val="0"/>
+              </w:rPr>
+              <w:t xml:space="preserve">1.System displays the available filter options. 2. Student selects a building and/or room capacity. 3. The system filters the room list based on the selected criteria. 4. Student views the matching study rooms and their availability status.</w:t>
+            </w:r>
+          </w:p>
+        </w:tc>
+      </w:tr>
+      <w:tr>
+        <w:trPr>
+          <w:cantSplit w:val="0"/>
+          <w:tblHeader w:val="0"/>
+        </w:trPr>
+        <w:tc>
+          <w:tcPr>
+            <w:tcMar>
+              <w:top w:w="70.0" w:type="dxa"/>
+              <w:left w:w="100.0" w:type="dxa"/>
+              <w:bottom w:w="70.0" w:type="dxa"/>
+              <w:right w:w="100.0" w:type="dxa"/>
+            </w:tcMar>
+          </w:tcPr>
+          <w:p>
+            <w:pPr>
+              <w:rPr/>
+            </w:pPr>
+            <w:r>
+              <w:rPr>
+                <w:color w:val="1a1a1a"/>
+                <w:sz w:val="18"/>
+                <w:szCs w:val="18"/>
+                <w:rtl w:val="0"/>
+              </w:rPr>
+              <w:t xml:space="preserve">Alternative and exception flows</w:t>
+            </w:r>
+            <w:r>
+              <w:rPr>
+                <w:rtl w:val="0"/>
+              </w:rPr>
+            </w:r>
+          </w:p>
+        </w:tc>
+        <w:tc>
+          <w:tcPr>
+            <w:tcMar>
+              <w:top w:w="70.0" w:type="dxa"/>
+              <w:left w:w="100.0" w:type="dxa"/>
+              <w:bottom w:w="70.0" w:type="dxa"/>
+              <w:right w:w="100.0" w:type="dxa"/>
+            </w:tcMar>
+          </w:tcPr>
+          <w:p>
+            <w:pPr>
+              <w:rPr/>
+            </w:pPr>
+            <w:r>
+              <w:rPr>
+                <w:rtl w:val="0"/>
+              </w:rPr>
+              <w:t xml:space="preserve">If no rooms match the selected filters, the system displays a message that no matching rooms were found.</w:t>
+            </w:r>
+          </w:p>
+        </w:tc>
+      </w:tr>
+      <w:tr>
+        <w:trPr>
+          <w:cantSplit w:val="0"/>
+          <w:tblHeader w:val="0"/>
+        </w:trPr>
+        <w:tc>
+          <w:tcPr>
+            <w:tcMar>
+              <w:top w:w="70.0" w:type="dxa"/>
+              <w:left w:w="100.0" w:type="dxa"/>
+              <w:bottom w:w="70.0" w:type="dxa"/>
+              <w:right w:w="100.0" w:type="dxa"/>
+            </w:tcMar>
+          </w:tcPr>
+          <w:p>
+            <w:pPr>
+              <w:rPr/>
+            </w:pPr>
+            <w:r>
+              <w:rPr>
+                <w:color w:val="1a1a1a"/>
+                <w:sz w:val="18"/>
+                <w:szCs w:val="18"/>
+                <w:rtl w:val="0"/>
+              </w:rPr>
+              <w:t xml:space="preserve">Postconditions — what is true when it succeeds</w:t>
+            </w:r>
+            <w:r>
+              <w:rPr>
+                <w:rtl w:val="0"/>
+              </w:rPr>
+            </w:r>
+          </w:p>
+        </w:tc>
+        <w:tc>
+          <w:tcPr>
+            <w:tcMar>
+              <w:top w:w="70.0" w:type="dxa"/>
+              <w:left w:w="100.0" w:type="dxa"/>
+              <w:bottom w:w="70.0" w:type="dxa"/>
+              <w:right w:w="100.0" w:type="dxa"/>
+            </w:tcMar>
+          </w:tcPr>
+          <w:p>
+            <w:pPr>
+              <w:rPr/>
+            </w:pPr>
+            <w:r>
+              <w:rPr>
+                <w:rtl w:val="0"/>
+              </w:rPr>
+              <w:t xml:space="preserve">Student can view study rooms that match the selected building and capacity filters.</w:t>
+            </w:r>
+          </w:p>
+        </w:tc>
+      </w:tr>
+      <w:tr>
+        <w:trPr>
+          <w:cantSplit w:val="0"/>
+          <w:tblHeader w:val="0"/>
+        </w:trPr>
+        <w:tc>
+          <w:tcPr>
+            <w:tcMar>
+              <w:top w:w="70.0" w:type="dxa"/>
+              <w:left w:w="100.0" w:type="dxa"/>
+              <w:bottom w:w="70.0" w:type="dxa"/>
+              <w:right w:w="100.0" w:type="dxa"/>
+            </w:tcMar>
+          </w:tcPr>
+          <w:p>
+            <w:pPr>
+              <w:rPr/>
+            </w:pPr>
+            <w:r>
+              <w:rPr>
+                <w:color w:val="1a1a1a"/>
+                <w:sz w:val="18"/>
+                <w:szCs w:val="18"/>
+                <w:rtl w:val="0"/>
+              </w:rPr>
+              <w:t xml:space="preserve">Requirements realised</w:t>
+            </w:r>
+            <w:r>
+              <w:rPr>
+                <w:rtl w:val="0"/>
+              </w:rPr>
+            </w:r>
+          </w:p>
+        </w:tc>
+        <w:tc>
+          <w:tcPr>
+            <w:tcMar>
+              <w:top w:w="70.0" w:type="dxa"/>
+              <w:left w:w="100.0" w:type="dxa"/>
+              <w:bottom w:w="70.0" w:type="dxa"/>
+              <w:right w:w="100.0" w:type="dxa"/>
+            </w:tcMar>
+          </w:tcPr>
+          <w:p>
+            <w:pPr>
+              <w:rPr>
+                <w:color w:val="1a1a1a"/>
+                <w:sz w:val="18"/>
+                <w:szCs w:val="18"/>
+              </w:rPr>
+            </w:pPr>
+            <w:r>
+              <w:rPr>
+                <w:color w:val="1a1a1a"/>
+                <w:sz w:val="18"/>
+                <w:szCs w:val="18"/>
+                <w:rtl w:val="0"/>
+              </w:rPr>
+              <w:t xml:space="preserve">FR- 1, FR- 3, FR- 4, FR- 5</w:t>
             </w:r>
           </w:p>
         </w:tc>
@@ -10699,7 +11409,7 @@
     </w:p>
     <w:tbl>
       <w:tblPr>
-        <w:tblStyle w:val="Table38"/>
+        <w:tblStyle w:val="Table39"/>
         <w:tblW w:w="10858.0" w:type="dxa"/>
         <w:jc w:val="left"/>
         <w:tblBorders>
@@ -10836,7 +11546,7 @@
     </w:p>
     <w:tbl>
       <w:tblPr>
-        <w:tblStyle w:val="Table39"/>
+        <w:tblStyle w:val="Table40"/>
         <w:tblW w:w="10858.0" w:type="dxa"/>
         <w:jc w:val="left"/>
         <w:tblBorders>
@@ -11018,6 +11728,7 @@
               <w:rPr>
                 <w:rtl w:val="0"/>
               </w:rPr>
+              <w:t xml:space="preserve">UC-01; UC-02</w:t>
             </w:r>
           </w:p>
         </w:tc>
@@ -11093,6 +11804,7 @@
               <w:rPr>
                 <w:rtl w:val="0"/>
               </w:rPr>
+              <w:t xml:space="preserve">UC-01</w:t>
             </w:r>
           </w:p>
         </w:tc>
@@ -11168,6 +11880,7 @@
               <w:rPr>
                 <w:rtl w:val="0"/>
               </w:rPr>
+              <w:t xml:space="preserve">UC-01; UC-02</w:t>
             </w:r>
           </w:p>
         </w:tc>
@@ -11243,6 +11956,7 @@
               <w:rPr>
                 <w:rtl w:val="0"/>
               </w:rPr>
+              <w:t xml:space="preserve">UC-02</w:t>
             </w:r>
           </w:p>
         </w:tc>
@@ -11292,32 +12006,33 @@
                 <w:szCs w:val="18"/>
                 <w:rtl w:val="0"/>
               </w:rPr>
-              <w:t xml:space="preserve">…</w:t>
-            </w:r>
-            <w:r>
-              <w:rPr>
-                <w:rtl w:val="0"/>
-              </w:rPr>
-            </w:r>
-          </w:p>
-        </w:tc>
-        <w:tc>
-          <w:tcPr>
-            <w:tcMar>
-              <w:top w:w="70.0" w:type="dxa"/>
-              <w:left w:w="100.0" w:type="dxa"/>
-              <w:bottom w:w="70.0" w:type="dxa"/>
-              <w:right w:w="100.0" w:type="dxa"/>
-            </w:tcMar>
-          </w:tcPr>
-          <w:p>
-            <w:pPr>
-              <w:rPr/>
-            </w:pPr>
-            <w:r>
-              <w:rPr>
-                <w:rtl w:val="0"/>
-              </w:rPr>
+              <w:t xml:space="preserve">FR-05</w:t>
+            </w:r>
+            <w:r>
+              <w:rPr>
+                <w:rtl w:val="0"/>
+              </w:rPr>
+            </w:r>
+          </w:p>
+        </w:tc>
+        <w:tc>
+          <w:tcPr>
+            <w:tcMar>
+              <w:top w:w="70.0" w:type="dxa"/>
+              <w:left w:w="100.0" w:type="dxa"/>
+              <w:bottom w:w="70.0" w:type="dxa"/>
+              <w:right w:w="100.0" w:type="dxa"/>
+            </w:tcMar>
+          </w:tcPr>
+          <w:p>
+            <w:pPr>
+              <w:rPr/>
+            </w:pPr>
+            <w:r>
+              <w:rPr>
+                <w:rtl w:val="0"/>
+              </w:rPr>
+              <w:t xml:space="preserve">UC-01; UC-02</w:t>
             </w:r>
           </w:p>
         </w:tc>
@@ -11356,7 +12071,7 @@
     </w:p>
     <w:tbl>
       <w:tblPr>
-        <w:tblStyle w:val="Table40"/>
+        <w:tblStyle w:val="Table41"/>
         <w:tblW w:w="10858.0" w:type="dxa"/>
         <w:jc w:val="left"/>
         <w:tblBorders>
@@ -11395,23 +12110,47 @@
           <w:p>
             <w:pPr>
               <w:spacing w:after="60" w:line="260" w:lineRule="auto"/>
-              <w:rPr/>
-            </w:pPr>
-            <w:r>
               <w:rPr>
                 <w:i w:val="1"/>
                 <w:iCs w:val="1"/>
                 <w:color w:val="9aa3ae"/>
                 <w:sz w:val="19"/>
                 <w:szCs w:val="19"/>
+              </w:rPr>
+            </w:pPr>
+            <w:r>
+              <w:rPr>
+                <w:i w:val="1"/>
+                <w:iCs w:val="1"/>
+                <w:color w:val="9aa3ae"/>
+                <w:sz w:val="19"/>
+                <w:szCs w:val="19"/>
                 <w:rtl w:val="0"/>
               </w:rPr>
               <w:t xml:space="preserve">What the matrix revealed, and what you changed because of it:</w:t>
             </w:r>
-            <w:r>
-              <w:rPr>
-                <w:rtl w:val="0"/>
-              </w:rPr>
+          </w:p>
+          <w:p>
+            <w:pPr>
+              <w:spacing w:after="60" w:line="260" w:lineRule="auto"/>
+              <w:rPr>
+                <w:i w:val="1"/>
+                <w:iCs w:val="1"/>
+                <w:color w:val="9aa3ae"/>
+                <w:sz w:val="19"/>
+                <w:szCs w:val="19"/>
+              </w:rPr>
+            </w:pPr>
+            <w:r>
+              <w:rPr>
+                <w:i w:val="1"/>
+                <w:iCs w:val="1"/>
+                <w:color w:val="9aa3ae"/>
+                <w:sz w:val="19"/>
+                <w:szCs w:val="19"/>
+                <w:rtl w:val="0"/>
+              </w:rPr>
+              <w:t xml:space="preserve">The traceability matrix shows that UC-01 covers checking room availability, while UC-02 covers filtering study rooms by building and capacity. Both use cases help students find rooms and view their availability status. Adding UC-02 helped us cover FR-04 and made the requirement more complete. </w:t>
             </w:r>
           </w:p>
           <w:p>
@@ -11514,7 +12253,7 @@
     </w:p>
     <w:tbl>
       <w:tblPr>
-        <w:tblStyle w:val="Table41"/>
+        <w:tblStyle w:val="Table42"/>
         <w:tblW w:w="10858.0" w:type="dxa"/>
         <w:jc w:val="left"/>
         <w:tblBorders>
@@ -11665,48 +12404,58 @@
             </w:pPr>
             <w:r>
               <w:rPr>
-                <w:rtl w:val="0"/>
-              </w:rPr>
-            </w:r>
-          </w:p>
-        </w:tc>
-        <w:tc>
-          <w:tcPr>
-            <w:tcMar>
-              <w:top w:w="70.0" w:type="dxa"/>
-              <w:left w:w="100.0" w:type="dxa"/>
-              <w:bottom w:w="70.0" w:type="dxa"/>
-              <w:right w:w="100.0" w:type="dxa"/>
-            </w:tcMar>
-          </w:tcPr>
-          <w:p>
-            <w:pPr>
-              <w:rPr/>
-            </w:pPr>
-            <w:r>
-              <w:rPr>
-                <w:rtl w:val="0"/>
-              </w:rPr>
-            </w:r>
-          </w:p>
-        </w:tc>
-        <w:tc>
-          <w:tcPr>
-            <w:tcMar>
-              <w:top w:w="70.0" w:type="dxa"/>
-              <w:left w:w="100.0" w:type="dxa"/>
-              <w:bottom w:w="70.0" w:type="dxa"/>
-              <w:right w:w="100.0" w:type="dxa"/>
-            </w:tcMar>
-          </w:tcPr>
-          <w:p>
-            <w:pPr>
-              <w:rPr/>
-            </w:pPr>
-            <w:r>
-              <w:rPr>
-                <w:rtl w:val="0"/>
-              </w:rPr>
+                <w:sz w:val="24"/>
+                <w:szCs w:val="24"/>
+                <w:rtl w:val="0"/>
+              </w:rPr>
+              <w:t xml:space="preserve">Adam Khazem</w:t>
+            </w:r>
+            <w:r>
+              <w:rPr>
+                <w:rtl w:val="0"/>
+              </w:rPr>
+            </w:r>
+          </w:p>
+        </w:tc>
+        <w:tc>
+          <w:tcPr>
+            <w:tcMar>
+              <w:top w:w="70.0" w:type="dxa"/>
+              <w:left w:w="100.0" w:type="dxa"/>
+              <w:bottom w:w="70.0" w:type="dxa"/>
+              <w:right w:w="100.0" w:type="dxa"/>
+            </w:tcMar>
+          </w:tcPr>
+          <w:p>
+            <w:pPr>
+              <w:rPr/>
+            </w:pPr>
+            <w:r>
+              <w:rPr>
+                <w:rtl w:val="0"/>
+              </w:rPr>
+              <w:t xml:space="preserve">Team coordinator: track milestones, organize check-ins, and keep tasks moving.</w:t>
+            </w:r>
+          </w:p>
+        </w:tc>
+        <w:tc>
+          <w:tcPr>
+            <w:tcMar>
+              <w:top w:w="70.0" w:type="dxa"/>
+              <w:left w:w="100.0" w:type="dxa"/>
+              <w:bottom w:w="70.0" w:type="dxa"/>
+              <w:right w:w="100.0" w:type="dxa"/>
+            </w:tcMar>
+          </w:tcPr>
+          <w:p>
+            <w:pPr>
+              <w:rPr/>
+            </w:pPr>
+            <w:r>
+              <w:rPr>
+                <w:rtl w:val="0"/>
+              </w:rPr>
+              <w:t xml:space="preserve">Discuss options and evidence; if there’s no consensus, vote and record the decision.</w:t>
             </w:r>
           </w:p>
         </w:tc>
@@ -11733,46 +12482,49 @@
               <w:rPr>
                 <w:rtl w:val="0"/>
               </w:rPr>
-            </w:r>
-          </w:p>
-        </w:tc>
-        <w:tc>
-          <w:tcPr>
-            <w:tcMar>
-              <w:top w:w="70.0" w:type="dxa"/>
-              <w:left w:w="100.0" w:type="dxa"/>
-              <w:bottom w:w="70.0" w:type="dxa"/>
-              <w:right w:w="100.0" w:type="dxa"/>
-            </w:tcMar>
-          </w:tcPr>
-          <w:p>
-            <w:pPr>
-              <w:rPr/>
-            </w:pPr>
-            <w:r>
-              <w:rPr>
-                <w:rtl w:val="0"/>
-              </w:rPr>
-            </w:r>
-          </w:p>
-        </w:tc>
-        <w:tc>
-          <w:tcPr>
-            <w:tcMar>
-              <w:top w:w="70.0" w:type="dxa"/>
-              <w:left w:w="100.0" w:type="dxa"/>
-              <w:bottom w:w="70.0" w:type="dxa"/>
-              <w:right w:w="100.0" w:type="dxa"/>
-            </w:tcMar>
-          </w:tcPr>
-          <w:p>
-            <w:pPr>
-              <w:rPr/>
-            </w:pPr>
-            <w:r>
-              <w:rPr>
-                <w:rtl w:val="0"/>
-              </w:rPr>
+              <w:t xml:space="preserve">Raghameena Ramasubbu</w:t>
+            </w:r>
+          </w:p>
+        </w:tc>
+        <w:tc>
+          <w:tcPr>
+            <w:tcMar>
+              <w:top w:w="70.0" w:type="dxa"/>
+              <w:left w:w="100.0" w:type="dxa"/>
+              <w:bottom w:w="70.0" w:type="dxa"/>
+              <w:right w:w="100.0" w:type="dxa"/>
+            </w:tcMar>
+          </w:tcPr>
+          <w:p>
+            <w:pPr>
+              <w:rPr/>
+            </w:pPr>
+            <w:r>
+              <w:rPr>
+                <w:rtl w:val="0"/>
+              </w:rPr>
+              <w:t xml:space="preserve">Requirements and stakeholder lead: organize user needs and keep requirements clear and testable.</w:t>
+            </w:r>
+          </w:p>
+        </w:tc>
+        <w:tc>
+          <w:tcPr>
+            <w:tcMar>
+              <w:top w:w="70.0" w:type="dxa"/>
+              <w:left w:w="100.0" w:type="dxa"/>
+              <w:bottom w:w="70.0" w:type="dxa"/>
+              <w:right w:w="100.0" w:type="dxa"/>
+            </w:tcMar>
+          </w:tcPr>
+          <w:p>
+            <w:pPr>
+              <w:rPr/>
+            </w:pPr>
+            <w:r>
+              <w:rPr>
+                <w:rtl w:val="0"/>
+              </w:rPr>
+              <w:t xml:space="preserve">Discuss options and evidence; if there’s no consensus, vote and record the decision.</w:t>
             </w:r>
           </w:p>
         </w:tc>
@@ -11799,46 +12551,49 @@
               <w:rPr>
                 <w:rtl w:val="0"/>
               </w:rPr>
-            </w:r>
-          </w:p>
-        </w:tc>
-        <w:tc>
-          <w:tcPr>
-            <w:tcMar>
-              <w:top w:w="70.0" w:type="dxa"/>
-              <w:left w:w="100.0" w:type="dxa"/>
-              <w:bottom w:w="70.0" w:type="dxa"/>
-              <w:right w:w="100.0" w:type="dxa"/>
-            </w:tcMar>
-          </w:tcPr>
-          <w:p>
-            <w:pPr>
-              <w:rPr/>
-            </w:pPr>
-            <w:r>
-              <w:rPr>
-                <w:rtl w:val="0"/>
-              </w:rPr>
-            </w:r>
-          </w:p>
-        </w:tc>
-        <w:tc>
-          <w:tcPr>
-            <w:tcMar>
-              <w:top w:w="70.0" w:type="dxa"/>
-              <w:left w:w="100.0" w:type="dxa"/>
-              <w:bottom w:w="70.0" w:type="dxa"/>
-              <w:right w:w="100.0" w:type="dxa"/>
-            </w:tcMar>
-          </w:tcPr>
-          <w:p>
-            <w:pPr>
-              <w:rPr/>
-            </w:pPr>
-            <w:r>
-              <w:rPr>
-                <w:rtl w:val="0"/>
-              </w:rPr>
+              <w:t xml:space="preserve">Jeimy Rodriguez</w:t>
+            </w:r>
+          </w:p>
+        </w:tc>
+        <w:tc>
+          <w:tcPr>
+            <w:tcMar>
+              <w:top w:w="70.0" w:type="dxa"/>
+              <w:left w:w="100.0" w:type="dxa"/>
+              <w:bottom w:w="70.0" w:type="dxa"/>
+              <w:right w:w="100.0" w:type="dxa"/>
+            </w:tcMar>
+          </w:tcPr>
+          <w:p>
+            <w:pPr>
+              <w:rPr/>
+            </w:pPr>
+            <w:r>
+              <w:rPr>
+                <w:rtl w:val="0"/>
+              </w:rPr>
+              <w:t xml:space="preserve">Use-case lead: write actor goals, main flows, alternate flows, and traceability links.</w:t>
+            </w:r>
+          </w:p>
+        </w:tc>
+        <w:tc>
+          <w:tcPr>
+            <w:tcMar>
+              <w:top w:w="70.0" w:type="dxa"/>
+              <w:left w:w="100.0" w:type="dxa"/>
+              <w:bottom w:w="70.0" w:type="dxa"/>
+              <w:right w:w="100.0" w:type="dxa"/>
+            </w:tcMar>
+          </w:tcPr>
+          <w:p>
+            <w:pPr>
+              <w:rPr/>
+            </w:pPr>
+            <w:r>
+              <w:rPr>
+                <w:rtl w:val="0"/>
+              </w:rPr>
+              <w:t xml:space="preserve">Discuss options and evidence; if there’s no consensus, vote and record the decision.</w:t>
             </w:r>
           </w:p>
         </w:tc>
@@ -11865,46 +12620,380 @@
               <w:rPr>
                 <w:rtl w:val="0"/>
               </w:rPr>
-            </w:r>
-          </w:p>
-        </w:tc>
-        <w:tc>
-          <w:tcPr>
-            <w:tcMar>
-              <w:top w:w="70.0" w:type="dxa"/>
-              <w:left w:w="100.0" w:type="dxa"/>
-              <w:bottom w:w="70.0" w:type="dxa"/>
-              <w:right w:w="100.0" w:type="dxa"/>
-            </w:tcMar>
-          </w:tcPr>
-          <w:p>
-            <w:pPr>
-              <w:rPr/>
-            </w:pPr>
-            <w:r>
-              <w:rPr>
-                <w:rtl w:val="0"/>
-              </w:rPr>
-            </w:r>
-          </w:p>
-        </w:tc>
-        <w:tc>
-          <w:tcPr>
-            <w:tcMar>
-              <w:top w:w="70.0" w:type="dxa"/>
-              <w:left w:w="100.0" w:type="dxa"/>
-              <w:bottom w:w="70.0" w:type="dxa"/>
-              <w:right w:w="100.0" w:type="dxa"/>
-            </w:tcMar>
-          </w:tcPr>
-          <w:p>
-            <w:pPr>
-              <w:rPr/>
-            </w:pPr>
-            <w:r>
-              <w:rPr>
-                <w:rtl w:val="0"/>
-              </w:rPr>
+              <w:t xml:space="preserve">Tien Nguyen</w:t>
+            </w:r>
+          </w:p>
+        </w:tc>
+        <w:tc>
+          <w:tcPr>
+            <w:tcMar>
+              <w:top w:w="70.0" w:type="dxa"/>
+              <w:left w:w="100.0" w:type="dxa"/>
+              <w:bottom w:w="70.0" w:type="dxa"/>
+              <w:right w:w="100.0" w:type="dxa"/>
+            </w:tcMar>
+          </w:tcPr>
+          <w:p>
+            <w:pPr>
+              <w:rPr/>
+            </w:pPr>
+            <w:r>
+              <w:rPr>
+                <w:rtl w:val="0"/>
+              </w:rPr>
+              <w:t xml:space="preserve">UI and accessibility lead: plan the mobile screens and make status information easy to understand.</w:t>
+            </w:r>
+          </w:p>
+        </w:tc>
+        <w:tc>
+          <w:tcPr>
+            <w:tcMar>
+              <w:top w:w="70.0" w:type="dxa"/>
+              <w:left w:w="100.0" w:type="dxa"/>
+              <w:bottom w:w="70.0" w:type="dxa"/>
+              <w:right w:w="100.0" w:type="dxa"/>
+            </w:tcMar>
+          </w:tcPr>
+          <w:p>
+            <w:pPr>
+              <w:rPr/>
+            </w:pPr>
+            <w:r>
+              <w:rPr>
+                <w:rtl w:val="0"/>
+              </w:rPr>
+              <w:t xml:space="preserve">Discuss options and evidence; if there’s no consensus, vote and record the decision.</w:t>
+            </w:r>
+          </w:p>
+        </w:tc>
+      </w:tr>
+    </w:tbl>
+    <w:p>
+      <w:pPr>
+        <w:keepNext w:val="1"/>
+        <w:spacing w:after="70" w:before="200" w:line="260" w:lineRule="auto"/>
+        <w:rPr/>
+      </w:pPr>
+      <w:r>
+        <w:rPr>
+          <w:rtl w:val="0"/>
+        </w:rPr>
+      </w:r>
+    </w:p>
+    <w:tbl>
+      <w:tblPr>
+        <w:tblStyle w:val="Table43"/>
+        <w:tblW w:w="10858.0" w:type="dxa"/>
+        <w:jc w:val="left"/>
+        <w:tblBorders>
+          <w:top w:color="c6cdd8" w:space="0" w:sz="3" w:val="single"/>
+          <w:left w:color="c6cdd8" w:space="0" w:sz="3" w:val="single"/>
+          <w:bottom w:color="c6cdd8" w:space="0" w:sz="3" w:val="single"/>
+          <w:right w:color="c6cdd8" w:space="0" w:sz="3" w:val="single"/>
+          <w:insideH w:color="c6cdd8" w:space="0" w:sz="3" w:val="single"/>
+          <w:insideV w:color="c6cdd8" w:space="0" w:sz="3" w:val="single"/>
+        </w:tblBorders>
+        <w:tblLayout w:type="fixed"/>
+        <w:tblLook w:val="0000"/>
+      </w:tblPr>
+      <w:tblGrid>
+        <w:gridCol w:w="2800"/>
+        <w:gridCol w:w="3600"/>
+        <w:gridCol w:w="4458"/>
+        <w:tblGridChange w:id="0">
+          <w:tblGrid>
+            <w:gridCol w:w="2800"/>
+            <w:gridCol w:w="3600"/>
+            <w:gridCol w:w="4458"/>
+          </w:tblGrid>
+        </w:tblGridChange>
+      </w:tblGrid>
+      <w:tr>
+        <w:trPr>
+          <w:cantSplit w:val="0"/>
+          <w:tblHeader w:val="0"/>
+        </w:trPr>
+        <w:tc>
+          <w:tcPr>
+            <w:tcMar>
+              <w:top w:w="70.0" w:type="dxa"/>
+              <w:left w:w="100.0" w:type="dxa"/>
+              <w:bottom w:w="70.0" w:type="dxa"/>
+              <w:right w:w="100.0" w:type="dxa"/>
+            </w:tcMar>
+          </w:tcPr>
+          <w:p>
+            <w:pPr>
+              <w:rPr/>
+            </w:pPr>
+            <w:r>
+              <w:rPr>
+                <w:rtl w:val="0"/>
+              </w:rPr>
+              <w:t xml:space="preserve">Roshan Palani</w:t>
+            </w:r>
+          </w:p>
+        </w:tc>
+        <w:tc>
+          <w:tcPr>
+            <w:tcMar>
+              <w:top w:w="70.0" w:type="dxa"/>
+              <w:left w:w="100.0" w:type="dxa"/>
+              <w:bottom w:w="70.0" w:type="dxa"/>
+              <w:right w:w="100.0" w:type="dxa"/>
+            </w:tcMar>
+          </w:tcPr>
+          <w:p>
+            <w:pPr>
+              <w:rPr/>
+            </w:pPr>
+            <w:r>
+              <w:rPr>
+                <w:rtl w:val="0"/>
+              </w:rPr>
+              <w:t xml:space="preserve">Technical feasibility lead: investigate room data, status reporting, and the app’s technical approach.</w:t>
+            </w:r>
+          </w:p>
+        </w:tc>
+        <w:tc>
+          <w:tcPr>
+            <w:tcMar>
+              <w:top w:w="70.0" w:type="dxa"/>
+              <w:left w:w="100.0" w:type="dxa"/>
+              <w:bottom w:w="70.0" w:type="dxa"/>
+              <w:right w:w="100.0" w:type="dxa"/>
+            </w:tcMar>
+          </w:tcPr>
+          <w:p>
+            <w:pPr>
+              <w:rPr/>
+            </w:pPr>
+            <w:r>
+              <w:rPr>
+                <w:rtl w:val="0"/>
+              </w:rPr>
+              <w:t xml:space="preserve">Discuss options and evidence; if there’s no consensus, vote and record the decision.</w:t>
+            </w:r>
+          </w:p>
+        </w:tc>
+      </w:tr>
+    </w:tbl>
+    <w:p>
+      <w:pPr>
+        <w:keepNext w:val="1"/>
+        <w:spacing w:after="70" w:before="200" w:line="260" w:lineRule="auto"/>
+        <w:rPr/>
+      </w:pPr>
+      <w:r>
+        <w:rPr>
+          <w:rtl w:val="0"/>
+        </w:rPr>
+      </w:r>
+    </w:p>
+    <w:tbl>
+      <w:tblPr>
+        <w:tblStyle w:val="Table44"/>
+        <w:tblW w:w="10858.0" w:type="dxa"/>
+        <w:jc w:val="left"/>
+        <w:tblBorders>
+          <w:top w:color="c6cdd8" w:space="0" w:sz="3" w:val="single"/>
+          <w:left w:color="c6cdd8" w:space="0" w:sz="3" w:val="single"/>
+          <w:bottom w:color="c6cdd8" w:space="0" w:sz="3" w:val="single"/>
+          <w:right w:color="c6cdd8" w:space="0" w:sz="3" w:val="single"/>
+          <w:insideH w:color="c6cdd8" w:space="0" w:sz="3" w:val="single"/>
+          <w:insideV w:color="c6cdd8" w:space="0" w:sz="3" w:val="single"/>
+        </w:tblBorders>
+        <w:tblLayout w:type="fixed"/>
+        <w:tblLook w:val="0000"/>
+      </w:tblPr>
+      <w:tblGrid>
+        <w:gridCol w:w="2800"/>
+        <w:gridCol w:w="3600"/>
+        <w:gridCol w:w="4458"/>
+        <w:tblGridChange w:id="0">
+          <w:tblGrid>
+            <w:gridCol w:w="2800"/>
+            <w:gridCol w:w="3600"/>
+            <w:gridCol w:w="4458"/>
+          </w:tblGrid>
+        </w:tblGridChange>
+      </w:tblGrid>
+      <w:tr>
+        <w:trPr>
+          <w:cantSplit w:val="0"/>
+          <w:tblHeader w:val="0"/>
+        </w:trPr>
+        <w:tc>
+          <w:tcPr>
+            <w:tcMar>
+              <w:top w:w="70.0" w:type="dxa"/>
+              <w:left w:w="100.0" w:type="dxa"/>
+              <w:bottom w:w="70.0" w:type="dxa"/>
+              <w:right w:w="100.0" w:type="dxa"/>
+            </w:tcMar>
+          </w:tcPr>
+          <w:p>
+            <w:pPr>
+              <w:rPr/>
+            </w:pPr>
+            <w:r>
+              <w:rPr>
+                <w:rtl w:val="0"/>
+              </w:rPr>
+              <w:t xml:space="preserve">Noor Suhwail</w:t>
+            </w:r>
+          </w:p>
+        </w:tc>
+        <w:tc>
+          <w:tcPr>
+            <w:tcMar>
+              <w:top w:w="70.0" w:type="dxa"/>
+              <w:left w:w="100.0" w:type="dxa"/>
+              <w:bottom w:w="70.0" w:type="dxa"/>
+              <w:right w:w="100.0" w:type="dxa"/>
+            </w:tcMar>
+          </w:tcPr>
+          <w:p>
+            <w:pPr>
+              <w:rPr/>
+            </w:pPr>
+            <w:r>
+              <w:rPr>
+                <w:rtl w:val="0"/>
+              </w:rPr>
+              <w:t xml:space="preserve">Scope and risk lead: track project boundaries, assumptions, risks, and proposal consistency.</w:t>
+            </w:r>
+          </w:p>
+        </w:tc>
+        <w:tc>
+          <w:tcPr>
+            <w:tcMar>
+              <w:top w:w="70.0" w:type="dxa"/>
+              <w:left w:w="100.0" w:type="dxa"/>
+              <w:bottom w:w="70.0" w:type="dxa"/>
+              <w:right w:w="100.0" w:type="dxa"/>
+            </w:tcMar>
+          </w:tcPr>
+          <w:p>
+            <w:pPr>
+              <w:rPr/>
+            </w:pPr>
+            <w:r>
+              <w:rPr>
+                <w:rtl w:val="0"/>
+              </w:rPr>
+              <w:t xml:space="preserve">Discuss options and evidence; if there’s no consensus, vote and record the decision.</w:t>
+            </w:r>
+          </w:p>
+        </w:tc>
+      </w:tr>
+    </w:tbl>
+    <w:p>
+      <w:pPr>
+        <w:keepNext w:val="1"/>
+        <w:spacing w:after="70" w:before="200" w:line="260" w:lineRule="auto"/>
+        <w:rPr/>
+      </w:pPr>
+      <w:r>
+        <w:rPr>
+          <w:rtl w:val="0"/>
+        </w:rPr>
+      </w:r>
+    </w:p>
+    <w:tbl>
+      <w:tblPr>
+        <w:tblStyle w:val="Table45"/>
+        <w:tblW w:w="10858.0" w:type="dxa"/>
+        <w:jc w:val="left"/>
+        <w:tblBorders>
+          <w:top w:color="c6cdd8" w:space="0" w:sz="3" w:val="single"/>
+          <w:left w:color="c6cdd8" w:space="0" w:sz="3" w:val="single"/>
+          <w:bottom w:color="c6cdd8" w:space="0" w:sz="3" w:val="single"/>
+          <w:right w:color="c6cdd8" w:space="0" w:sz="3" w:val="single"/>
+          <w:insideH w:color="c6cdd8" w:space="0" w:sz="3" w:val="single"/>
+          <w:insideV w:color="c6cdd8" w:space="0" w:sz="3" w:val="single"/>
+        </w:tblBorders>
+        <w:tblLayout w:type="fixed"/>
+        <w:tblLook w:val="0000"/>
+      </w:tblPr>
+      <w:tblGrid>
+        <w:gridCol w:w="2800"/>
+        <w:gridCol w:w="3600"/>
+        <w:gridCol w:w="4458"/>
+        <w:tblGridChange w:id="0">
+          <w:tblGrid>
+            <w:gridCol w:w="2800"/>
+            <w:gridCol w:w="3600"/>
+            <w:gridCol w:w="4458"/>
+          </w:tblGrid>
+        </w:tblGridChange>
+      </w:tblGrid>
+      <w:tr>
+        <w:trPr>
+          <w:cantSplit w:val="0"/>
+          <w:tblHeader w:val="0"/>
+        </w:trPr>
+        <w:tc>
+          <w:tcPr>
+            <w:tcMar>
+              <w:top w:w="70.0" w:type="dxa"/>
+              <w:left w:w="100.0" w:type="dxa"/>
+              <w:bottom w:w="70.0" w:type="dxa"/>
+              <w:right w:w="100.0" w:type="dxa"/>
+            </w:tcMar>
+          </w:tcPr>
+          <w:p>
+            <w:pPr>
+              <w:rPr/>
+            </w:pPr>
+            <w:r>
+              <w:rPr>
+                <w:rtl w:val="0"/>
+              </w:rPr>
+              <w:t xml:space="preserve">Malak Zaarour</w:t>
+            </w:r>
+          </w:p>
+        </w:tc>
+        <w:tc>
+          <w:tcPr>
+            <w:tcMar>
+              <w:top w:w="70.0" w:type="dxa"/>
+              <w:left w:w="100.0" w:type="dxa"/>
+              <w:bottom w:w="70.0" w:type="dxa"/>
+              <w:right w:w="100.0" w:type="dxa"/>
+            </w:tcMar>
+          </w:tcPr>
+          <w:p>
+            <w:pPr>
+              <w:rPr/>
+            </w:pPr>
+            <w:r>
+              <w:rPr>
+                <w:rtl w:val="0"/>
+              </w:rPr>
+              <w:t xml:space="preserve">Testing and repository lead: define acceptance checks and keep the repository organized.</w:t>
+            </w:r>
+          </w:p>
+        </w:tc>
+        <w:tc>
+          <w:tcPr>
+            <w:tcMar>
+              <w:top w:w="100.0" w:type="dxa"/>
+              <w:left w:w="100.0" w:type="dxa"/>
+              <w:bottom w:w="100.0" w:type="dxa"/>
+              <w:right w:w="100.0" w:type="dxa"/>
+            </w:tcMar>
+            <w:vAlign w:val="top"/>
+          </w:tcPr>
+          <w:p>
+            <w:pPr>
+              <w:rPr/>
+            </w:pPr>
+            <w:r>
+              <w:rPr>
+                <w:rtl w:val="0"/>
+              </w:rPr>
+              <w:t xml:space="preserve">Discuss options and evidence; if there’s no consensus, vote and record the decision.</w:t>
             </w:r>
           </w:p>
         </w:tc>
@@ -11957,7 +13046,7 @@
     </w:p>
     <w:tbl>
       <w:tblPr>
-        <w:tblStyle w:val="Table42"/>
+        <w:tblStyle w:val="Table46"/>
         <w:tblW w:w="10858.0" w:type="dxa"/>
         <w:jc w:val="left"/>
         <w:tblBorders>
@@ -12063,7 +13152,7 @@
     </w:p>
     <w:tbl>
       <w:tblPr>
-        <w:tblStyle w:val="Table43"/>
+        <w:tblStyle w:val="Table47"/>
         <w:tblW w:w="10858.0" w:type="dxa"/>
         <w:jc w:val="left"/>
         <w:tblBorders>
@@ -12216,46 +13305,49 @@
               <w:rPr>
                 <w:rtl w:val="0"/>
               </w:rPr>
-            </w:r>
-          </w:p>
-        </w:tc>
-        <w:tc>
-          <w:tcPr>
-            <w:tcMar>
-              <w:top w:w="70.0" w:type="dxa"/>
-              <w:left w:w="100.0" w:type="dxa"/>
-              <w:bottom w:w="70.0" w:type="dxa"/>
-              <w:right w:w="100.0" w:type="dxa"/>
-            </w:tcMar>
-          </w:tcPr>
-          <w:p>
-            <w:pPr>
-              <w:rPr/>
-            </w:pPr>
-            <w:r>
-              <w:rPr>
-                <w:rtl w:val="0"/>
-              </w:rPr>
-            </w:r>
-          </w:p>
-        </w:tc>
-        <w:tc>
-          <w:tcPr>
-            <w:tcMar>
-              <w:top w:w="70.0" w:type="dxa"/>
-              <w:left w:w="100.0" w:type="dxa"/>
-              <w:bottom w:w="70.0" w:type="dxa"/>
-              <w:right w:w="100.0" w:type="dxa"/>
-            </w:tcMar>
-          </w:tcPr>
-          <w:p>
-            <w:pPr>
-              <w:rPr/>
-            </w:pPr>
-            <w:r>
-              <w:rPr>
-                <w:rtl w:val="0"/>
-              </w:rPr>
+              <w:t xml:space="preserve">Oct. 18</w:t>
+            </w:r>
+          </w:p>
+        </w:tc>
+        <w:tc>
+          <w:tcPr>
+            <w:tcMar>
+              <w:top w:w="70.0" w:type="dxa"/>
+              <w:left w:w="100.0" w:type="dxa"/>
+              <w:bottom w:w="70.0" w:type="dxa"/>
+              <w:right w:w="100.0" w:type="dxa"/>
+            </w:tcMar>
+          </w:tcPr>
+          <w:p>
+            <w:pPr>
+              <w:rPr/>
+            </w:pPr>
+            <w:r>
+              <w:rPr>
+                <w:rtl w:val="0"/>
+              </w:rPr>
+              <w:t xml:space="preserve">Finalize and submit the P1 proposal; confirm scope, assumptions, and team roles.</w:t>
+            </w:r>
+          </w:p>
+        </w:tc>
+        <w:tc>
+          <w:tcPr>
+            <w:tcMar>
+              <w:top w:w="70.0" w:type="dxa"/>
+              <w:left w:w="100.0" w:type="dxa"/>
+              <w:bottom w:w="70.0" w:type="dxa"/>
+              <w:right w:w="100.0" w:type="dxa"/>
+            </w:tcMar>
+          </w:tcPr>
+          <w:p>
+            <w:pPr>
+              <w:rPr/>
+            </w:pPr>
+            <w:r>
+              <w:rPr>
+                <w:rtl w:val="0"/>
+              </w:rPr>
+              <w:t xml:space="preserve">Adam Khazem</w:t>
             </w:r>
           </w:p>
         </w:tc>
@@ -12282,46 +13374,49 @@
               <w:rPr>
                 <w:rtl w:val="0"/>
               </w:rPr>
-            </w:r>
-          </w:p>
-        </w:tc>
-        <w:tc>
-          <w:tcPr>
-            <w:tcMar>
-              <w:top w:w="70.0" w:type="dxa"/>
-              <w:left w:w="100.0" w:type="dxa"/>
-              <w:bottom w:w="70.0" w:type="dxa"/>
-              <w:right w:w="100.0" w:type="dxa"/>
-            </w:tcMar>
-          </w:tcPr>
-          <w:p>
-            <w:pPr>
-              <w:rPr/>
-            </w:pPr>
-            <w:r>
-              <w:rPr>
-                <w:rtl w:val="0"/>
-              </w:rPr>
-            </w:r>
-          </w:p>
-        </w:tc>
-        <w:tc>
-          <w:tcPr>
-            <w:tcMar>
-              <w:top w:w="70.0" w:type="dxa"/>
-              <w:left w:w="100.0" w:type="dxa"/>
-              <w:bottom w:w="70.0" w:type="dxa"/>
-              <w:right w:w="100.0" w:type="dxa"/>
-            </w:tcMar>
-          </w:tcPr>
-          <w:p>
-            <w:pPr>
-              <w:rPr/>
-            </w:pPr>
-            <w:r>
-              <w:rPr>
-                <w:rtl w:val="0"/>
-              </w:rPr>
+              <w:t xml:space="preserve">Oct. 22</w:t>
+            </w:r>
+          </w:p>
+        </w:tc>
+        <w:tc>
+          <w:tcPr>
+            <w:tcMar>
+              <w:top w:w="70.0" w:type="dxa"/>
+              <w:left w:w="100.0" w:type="dxa"/>
+              <w:bottom w:w="70.0" w:type="dxa"/>
+              <w:right w:w="100.0" w:type="dxa"/>
+            </w:tcMar>
+          </w:tcPr>
+          <w:p>
+            <w:pPr>
+              <w:rPr/>
+            </w:pPr>
+            <w:r>
+              <w:rPr>
+                <w:rtl w:val="0"/>
+              </w:rPr>
+              <w:t xml:space="preserve">Gather initial student feedback and check what room information the team is permitted to use; record findings and open questions.</w:t>
+            </w:r>
+          </w:p>
+        </w:tc>
+        <w:tc>
+          <w:tcPr>
+            <w:tcMar>
+              <w:top w:w="70.0" w:type="dxa"/>
+              <w:left w:w="100.0" w:type="dxa"/>
+              <w:bottom w:w="70.0" w:type="dxa"/>
+              <w:right w:w="100.0" w:type="dxa"/>
+            </w:tcMar>
+          </w:tcPr>
+          <w:p>
+            <w:pPr>
+              <w:rPr/>
+            </w:pPr>
+            <w:r>
+              <w:rPr>
+                <w:rtl w:val="0"/>
+              </w:rPr>
+              <w:t xml:space="preserve">Raghameena Ramasubbu</w:t>
             </w:r>
           </w:p>
         </w:tc>
@@ -12348,46 +13443,49 @@
               <w:rPr>
                 <w:rtl w:val="0"/>
               </w:rPr>
-            </w:r>
-          </w:p>
-        </w:tc>
-        <w:tc>
-          <w:tcPr>
-            <w:tcMar>
-              <w:top w:w="70.0" w:type="dxa"/>
-              <w:left w:w="100.0" w:type="dxa"/>
-              <w:bottom w:w="70.0" w:type="dxa"/>
-              <w:right w:w="100.0" w:type="dxa"/>
-            </w:tcMar>
-          </w:tcPr>
-          <w:p>
-            <w:pPr>
-              <w:rPr/>
-            </w:pPr>
-            <w:r>
-              <w:rPr>
-                <w:rtl w:val="0"/>
-              </w:rPr>
-            </w:r>
-          </w:p>
-        </w:tc>
-        <w:tc>
-          <w:tcPr>
-            <w:tcMar>
-              <w:top w:w="70.0" w:type="dxa"/>
-              <w:left w:w="100.0" w:type="dxa"/>
-              <w:bottom w:w="70.0" w:type="dxa"/>
-              <w:right w:w="100.0" w:type="dxa"/>
-            </w:tcMar>
-          </w:tcPr>
-          <w:p>
-            <w:pPr>
-              <w:rPr/>
-            </w:pPr>
-            <w:r>
-              <w:rPr>
-                <w:rtl w:val="0"/>
-              </w:rPr>
+              <w:t xml:space="preserve">Oct. 26</w:t>
+            </w:r>
+          </w:p>
+        </w:tc>
+        <w:tc>
+          <w:tcPr>
+            <w:tcMar>
+              <w:top w:w="70.0" w:type="dxa"/>
+              <w:left w:w="100.0" w:type="dxa"/>
+              <w:bottom w:w="70.0" w:type="dxa"/>
+              <w:right w:w="100.0" w:type="dxa"/>
+            </w:tcMar>
+          </w:tcPr>
+          <w:p>
+            <w:pPr>
+              <w:rPr/>
+            </w:pPr>
+            <w:r>
+              <w:rPr>
+                <w:rtl w:val="0"/>
+              </w:rPr>
+              <w:t xml:space="preserve">Finalize prioritized requirements and measurable acceptance checks based on the findings.</w:t>
+            </w:r>
+          </w:p>
+        </w:tc>
+        <w:tc>
+          <w:tcPr>
+            <w:tcMar>
+              <w:top w:w="70.0" w:type="dxa"/>
+              <w:left w:w="100.0" w:type="dxa"/>
+              <w:bottom w:w="70.0" w:type="dxa"/>
+              <w:right w:w="100.0" w:type="dxa"/>
+            </w:tcMar>
+          </w:tcPr>
+          <w:p>
+            <w:pPr>
+              <w:rPr/>
+            </w:pPr>
+            <w:r>
+              <w:rPr>
+                <w:rtl w:val="0"/>
+              </w:rPr>
+              <w:t xml:space="preserve">Noor Suhwail</w:t>
             </w:r>
           </w:p>
         </w:tc>
@@ -12414,46 +13512,49 @@
               <w:rPr>
                 <w:rtl w:val="0"/>
               </w:rPr>
-            </w:r>
-          </w:p>
-        </w:tc>
-        <w:tc>
-          <w:tcPr>
-            <w:tcMar>
-              <w:top w:w="70.0" w:type="dxa"/>
-              <w:left w:w="100.0" w:type="dxa"/>
-              <w:bottom w:w="70.0" w:type="dxa"/>
-              <w:right w:w="100.0" w:type="dxa"/>
-            </w:tcMar>
-          </w:tcPr>
-          <w:p>
-            <w:pPr>
-              <w:rPr/>
-            </w:pPr>
-            <w:r>
-              <w:rPr>
-                <w:rtl w:val="0"/>
-              </w:rPr>
-            </w:r>
-          </w:p>
-        </w:tc>
-        <w:tc>
-          <w:tcPr>
-            <w:tcMar>
-              <w:top w:w="70.0" w:type="dxa"/>
-              <w:left w:w="100.0" w:type="dxa"/>
-              <w:bottom w:w="70.0" w:type="dxa"/>
-              <w:right w:w="100.0" w:type="dxa"/>
-            </w:tcMar>
-          </w:tcPr>
-          <w:p>
-            <w:pPr>
-              <w:rPr/>
-            </w:pPr>
-            <w:r>
-              <w:rPr>
-                <w:rtl w:val="0"/>
-              </w:rPr>
+              <w:t xml:space="preserve">Oct. 30</w:t>
+            </w:r>
+          </w:p>
+        </w:tc>
+        <w:tc>
+          <w:tcPr>
+            <w:tcMar>
+              <w:top w:w="70.0" w:type="dxa"/>
+              <w:left w:w="100.0" w:type="dxa"/>
+              <w:bottom w:w="70.0" w:type="dxa"/>
+              <w:right w:w="100.0" w:type="dxa"/>
+            </w:tcMar>
+          </w:tcPr>
+          <w:p>
+            <w:pPr>
+              <w:rPr/>
+            </w:pPr>
+            <w:r>
+              <w:rPr>
+                <w:rtl w:val="0"/>
+              </w:rPr>
+              <w:t xml:space="preserve">Complete the main and alternate use-case flows and link them to the requirements.</w:t>
+            </w:r>
+          </w:p>
+        </w:tc>
+        <w:tc>
+          <w:tcPr>
+            <w:tcMar>
+              <w:top w:w="70.0" w:type="dxa"/>
+              <w:left w:w="100.0" w:type="dxa"/>
+              <w:bottom w:w="70.0" w:type="dxa"/>
+              <w:right w:w="100.0" w:type="dxa"/>
+            </w:tcMar>
+          </w:tcPr>
+          <w:p>
+            <w:pPr>
+              <w:rPr/>
+            </w:pPr>
+            <w:r>
+              <w:rPr>
+                <w:rtl w:val="0"/>
+              </w:rPr>
+              <w:t xml:space="preserve">Jeimy Rodriguez</w:t>
             </w:r>
           </w:p>
         </w:tc>
@@ -12480,51 +13581,391 @@
               <w:rPr>
                 <w:rtl w:val="0"/>
               </w:rPr>
-            </w:r>
-          </w:p>
-        </w:tc>
-        <w:tc>
-          <w:tcPr>
-            <w:tcMar>
-              <w:top w:w="70.0" w:type="dxa"/>
-              <w:left w:w="100.0" w:type="dxa"/>
-              <w:bottom w:w="70.0" w:type="dxa"/>
-              <w:right w:w="100.0" w:type="dxa"/>
-            </w:tcMar>
-          </w:tcPr>
-          <w:p>
-            <w:pPr>
-              <w:rPr/>
-            </w:pPr>
-            <w:r>
-              <w:rPr>
-                <w:rtl w:val="0"/>
-              </w:rPr>
-            </w:r>
-          </w:p>
-        </w:tc>
-        <w:tc>
-          <w:tcPr>
-            <w:tcMar>
-              <w:top w:w="70.0" w:type="dxa"/>
-              <w:left w:w="100.0" w:type="dxa"/>
-              <w:bottom w:w="70.0" w:type="dxa"/>
-              <w:right w:w="100.0" w:type="dxa"/>
-            </w:tcMar>
-          </w:tcPr>
-          <w:p>
-            <w:pPr>
-              <w:rPr/>
-            </w:pPr>
-            <w:r>
-              <w:rPr>
-                <w:rtl w:val="0"/>
-              </w:rPr>
+              <w:t xml:space="preserve">Nov. 2</w:t>
+            </w:r>
+          </w:p>
+        </w:tc>
+        <w:tc>
+          <w:tcPr>
+            <w:tcMar>
+              <w:top w:w="70.0" w:type="dxa"/>
+              <w:left w:w="100.0" w:type="dxa"/>
+              <w:bottom w:w="70.0" w:type="dxa"/>
+              <w:right w:w="100.0" w:type="dxa"/>
+            </w:tcMar>
+          </w:tcPr>
+          <w:p>
+            <w:pPr>
+              <w:rPr/>
+            </w:pPr>
+            <w:r>
+              <w:rPr>
+                <w:rtl w:val="0"/>
+              </w:rPr>
+              <w:t xml:space="preserve">Create and review a mobile prototype for browsing, filtering, and viewing room status.</w:t>
+            </w:r>
+          </w:p>
+        </w:tc>
+        <w:tc>
+          <w:tcPr>
+            <w:tcMar>
+              <w:top w:w="70.0" w:type="dxa"/>
+              <w:left w:w="100.0" w:type="dxa"/>
+              <w:bottom w:w="70.0" w:type="dxa"/>
+              <w:right w:w="100.0" w:type="dxa"/>
+            </w:tcMar>
+          </w:tcPr>
+          <w:p>
+            <w:pPr>
+              <w:rPr/>
+            </w:pPr>
+            <w:r>
+              <w:rPr>
+                <w:rtl w:val="0"/>
+              </w:rPr>
+              <w:t xml:space="preserve">Tien Nguyen</w:t>
             </w:r>
           </w:p>
         </w:tc>
       </w:tr>
     </w:tbl>
+    <w:p>
+      <w:pPr>
+        <w:spacing w:line="260" w:lineRule="auto"/>
+        <w:rPr/>
+      </w:pPr>
+      <w:r>
+        <w:rPr>
+          <w:rtl w:val="0"/>
+        </w:rPr>
+      </w:r>
+    </w:p>
+    <w:tbl>
+      <w:tblPr>
+        <w:tblStyle w:val="Table48"/>
+        <w:tblW w:w="10858.0" w:type="dxa"/>
+        <w:jc w:val="left"/>
+        <w:tblBorders>
+          <w:top w:color="c6cdd8" w:space="0" w:sz="3" w:val="single"/>
+          <w:left w:color="c6cdd8" w:space="0" w:sz="3" w:val="single"/>
+          <w:bottom w:color="c6cdd8" w:space="0" w:sz="3" w:val="single"/>
+          <w:right w:color="c6cdd8" w:space="0" w:sz="3" w:val="single"/>
+          <w:insideH w:color="c6cdd8" w:space="0" w:sz="3" w:val="single"/>
+          <w:insideV w:color="c6cdd8" w:space="0" w:sz="3" w:val="single"/>
+        </w:tblBorders>
+        <w:tblLayout w:type="fixed"/>
+        <w:tblLook w:val="0000"/>
+      </w:tblPr>
+      <w:tblGrid>
+        <w:gridCol w:w="1500"/>
+        <w:gridCol w:w="6400"/>
+        <w:gridCol w:w="2958"/>
+        <w:tblGridChange w:id="0">
+          <w:tblGrid>
+            <w:gridCol w:w="1500"/>
+            <w:gridCol w:w="6400"/>
+            <w:gridCol w:w="2958"/>
+          </w:tblGrid>
+        </w:tblGridChange>
+      </w:tblGrid>
+      <w:tr>
+        <w:trPr>
+          <w:cantSplit w:val="0"/>
+          <w:tblHeader w:val="0"/>
+        </w:trPr>
+        <w:tc>
+          <w:tcPr>
+            <w:tcMar>
+              <w:top w:w="70.0" w:type="dxa"/>
+              <w:left w:w="100.0" w:type="dxa"/>
+              <w:bottom w:w="70.0" w:type="dxa"/>
+              <w:right w:w="100.0" w:type="dxa"/>
+            </w:tcMar>
+          </w:tcPr>
+          <w:p>
+            <w:pPr>
+              <w:rPr/>
+            </w:pPr>
+            <w:r>
+              <w:rPr>
+                <w:rtl w:val="0"/>
+              </w:rPr>
+              <w:t xml:space="preserve">Nov. 5</w:t>
+            </w:r>
+          </w:p>
+        </w:tc>
+        <w:tc>
+          <w:tcPr>
+            <w:tcMar>
+              <w:top w:w="70.0" w:type="dxa"/>
+              <w:left w:w="100.0" w:type="dxa"/>
+              <w:bottom w:w="70.0" w:type="dxa"/>
+              <w:right w:w="100.0" w:type="dxa"/>
+            </w:tcMar>
+          </w:tcPr>
+          <w:p>
+            <w:pPr>
+              <w:rPr/>
+            </w:pPr>
+            <w:r>
+              <w:rPr>
+                <w:rtl w:val="0"/>
+              </w:rPr>
+              <w:t xml:space="preserve">Build the searchable room catalog and status-reporting prototype using approved or sample room data.</w:t>
+            </w:r>
+          </w:p>
+        </w:tc>
+        <w:tc>
+          <w:tcPr>
+            <w:tcMar>
+              <w:top w:w="70.0" w:type="dxa"/>
+              <w:left w:w="100.0" w:type="dxa"/>
+              <w:bottom w:w="70.0" w:type="dxa"/>
+              <w:right w:w="100.0" w:type="dxa"/>
+            </w:tcMar>
+          </w:tcPr>
+          <w:p>
+            <w:pPr>
+              <w:rPr/>
+            </w:pPr>
+            <w:r>
+              <w:rPr>
+                <w:rtl w:val="0"/>
+              </w:rPr>
+              <w:t xml:space="preserve">Roshan Palani</w:t>
+            </w:r>
+          </w:p>
+        </w:tc>
+      </w:tr>
+    </w:tbl>
+    <w:p>
+      <w:pPr>
+        <w:spacing w:line="260" w:lineRule="auto"/>
+        <w:rPr/>
+      </w:pPr>
+      <w:r>
+        <w:rPr>
+          <w:rtl w:val="0"/>
+        </w:rPr>
+      </w:r>
+    </w:p>
+    <w:tbl>
+      <w:tblPr>
+        <w:tblStyle w:val="Table49"/>
+        <w:tblW w:w="10858.0" w:type="dxa"/>
+        <w:jc w:val="left"/>
+        <w:tblBorders>
+          <w:top w:color="c6cdd8" w:space="0" w:sz="3" w:val="single"/>
+          <w:left w:color="c6cdd8" w:space="0" w:sz="3" w:val="single"/>
+          <w:bottom w:color="c6cdd8" w:space="0" w:sz="3" w:val="single"/>
+          <w:right w:color="c6cdd8" w:space="0" w:sz="3" w:val="single"/>
+          <w:insideH w:color="c6cdd8" w:space="0" w:sz="3" w:val="single"/>
+          <w:insideV w:color="c6cdd8" w:space="0" w:sz="3" w:val="single"/>
+        </w:tblBorders>
+        <w:tblLayout w:type="fixed"/>
+        <w:tblLook w:val="0000"/>
+      </w:tblPr>
+      <w:tblGrid>
+        <w:gridCol w:w="1500"/>
+        <w:gridCol w:w="6400"/>
+        <w:gridCol w:w="2958"/>
+        <w:tblGridChange w:id="0">
+          <w:tblGrid>
+            <w:gridCol w:w="1500"/>
+            <w:gridCol w:w="6400"/>
+            <w:gridCol w:w="2958"/>
+          </w:tblGrid>
+        </w:tblGridChange>
+      </w:tblGrid>
+      <w:tr>
+        <w:trPr>
+          <w:cantSplit w:val="0"/>
+          <w:tblHeader w:val="0"/>
+        </w:trPr>
+        <w:tc>
+          <w:tcPr>
+            <w:tcMar>
+              <w:top w:w="70.0" w:type="dxa"/>
+              <w:left w:w="100.0" w:type="dxa"/>
+              <w:bottom w:w="70.0" w:type="dxa"/>
+              <w:right w:w="100.0" w:type="dxa"/>
+            </w:tcMar>
+          </w:tcPr>
+          <w:p>
+            <w:pPr>
+              <w:rPr/>
+            </w:pPr>
+            <w:r>
+              <w:rPr>
+                <w:rtl w:val="0"/>
+              </w:rPr>
+              <w:t xml:space="preserve">Nov. 7</w:t>
+            </w:r>
+          </w:p>
+        </w:tc>
+        <w:tc>
+          <w:tcPr>
+            <w:tcMar>
+              <w:top w:w="70.0" w:type="dxa"/>
+              <w:left w:w="100.0" w:type="dxa"/>
+              <w:bottom w:w="70.0" w:type="dxa"/>
+              <w:right w:w="100.0" w:type="dxa"/>
+            </w:tcMar>
+          </w:tcPr>
+          <w:p>
+            <w:pPr>
+              <w:rPr/>
+            </w:pPr>
+            <w:r>
+              <w:rPr>
+                <w:rtl w:val="0"/>
+              </w:rPr>
+              <w:t xml:space="preserve">Test the core flows, accessibility, and stale-status behavior; document and fix the highest-priority issues.</w:t>
+            </w:r>
+          </w:p>
+        </w:tc>
+        <w:tc>
+          <w:tcPr>
+            <w:tcMar>
+              <w:top w:w="70.0" w:type="dxa"/>
+              <w:left w:w="100.0" w:type="dxa"/>
+              <w:bottom w:w="70.0" w:type="dxa"/>
+              <w:right w:w="100.0" w:type="dxa"/>
+            </w:tcMar>
+          </w:tcPr>
+          <w:p>
+            <w:pPr>
+              <w:rPr/>
+            </w:pPr>
+            <w:r>
+              <w:rPr>
+                <w:rtl w:val="0"/>
+              </w:rPr>
+              <w:t xml:space="preserve">Malak Zaarour</w:t>
+            </w:r>
+          </w:p>
+        </w:tc>
+      </w:tr>
+    </w:tbl>
+    <w:p>
+      <w:pPr>
+        <w:spacing w:line="260" w:lineRule="auto"/>
+        <w:rPr/>
+      </w:pPr>
+      <w:r>
+        <w:rPr>
+          <w:rtl w:val="0"/>
+        </w:rPr>
+      </w:r>
+    </w:p>
+    <w:sdt>
+      <w:sdtPr>
+        <w:lock w:val="contentLocked"/>
+        <w:id w:val="1858384397"/>
+        <w:tag w:val="goog_rdk_0"/>
+      </w:sdtPr>
+      <w:sdtContent>
+        <w:tbl>
+          <w:tblPr>
+            <w:tblStyle w:val="Table50"/>
+            <w:tblW w:w="10858.0" w:type="dxa"/>
+            <w:jc w:val="left"/>
+            <w:tblBorders>
+              <w:top w:color="c6cdd8" w:space="0" w:sz="3" w:val="single"/>
+              <w:left w:color="c6cdd8" w:space="0" w:sz="3" w:val="single"/>
+              <w:bottom w:color="c6cdd8" w:space="0" w:sz="3" w:val="single"/>
+              <w:right w:color="c6cdd8" w:space="0" w:sz="3" w:val="single"/>
+              <w:insideH w:color="c6cdd8" w:space="0" w:sz="3" w:val="single"/>
+              <w:insideV w:color="c6cdd8" w:space="0" w:sz="3" w:val="single"/>
+            </w:tblBorders>
+            <w:tblLayout w:type="fixed"/>
+            <w:tblLook w:val="0000"/>
+          </w:tblPr>
+          <w:tblGrid>
+            <w:gridCol w:w="1500"/>
+            <w:gridCol w:w="6400"/>
+            <w:gridCol w:w="2958"/>
+            <w:tblGridChange w:id="0">
+              <w:tblGrid>
+                <w:gridCol w:w="1500"/>
+                <w:gridCol w:w="6400"/>
+                <w:gridCol w:w="2958"/>
+              </w:tblGrid>
+            </w:tblGridChange>
+          </w:tblGrid>
+          <w:tr>
+            <w:trPr>
+              <w:cantSplit w:val="0"/>
+              <w:tblHeader w:val="0"/>
+            </w:trPr>
+            <w:tc>
+              <w:tcPr>
+                <w:tcMar>
+                  <w:top w:w="70.0" w:type="dxa"/>
+                  <w:left w:w="100.0" w:type="dxa"/>
+                  <w:bottom w:w="70.0" w:type="dxa"/>
+                  <w:right w:w="100.0" w:type="dxa"/>
+                </w:tcMar>
+              </w:tcPr>
+              <w:p>
+                <w:pPr>
+                  <w:rPr/>
+                </w:pPr>
+                <w:r>
+                  <w:rPr>
+                    <w:rtl w:val="0"/>
+                  </w:rPr>
+                  <w:t xml:space="preserve">Nov. 8</w:t>
+                </w:r>
+              </w:p>
+            </w:tc>
+            <w:tc>
+              <w:tcPr>
+                <w:tcMar>
+                  <w:top w:w="70.0" w:type="dxa"/>
+                  <w:left w:w="100.0" w:type="dxa"/>
+                  <w:bottom w:w="70.0" w:type="dxa"/>
+                  <w:right w:w="100.0" w:type="dxa"/>
+                </w:tcMar>
+              </w:tcPr>
+              <w:p>
+                <w:pPr>
+                  <w:rPr/>
+                </w:pPr>
+                <w:r>
+                  <w:rPr>
+                    <w:rtl w:val="0"/>
+                  </w:rPr>
+                  <w:t xml:space="preserve">Assemble the P2 demo and submission materials, including repository updates and contribution evidence.</w:t>
+                </w:r>
+              </w:p>
+            </w:tc>
+            <w:tc>
+              <w:tcPr>
+                <w:tcMar>
+                  <w:top w:w="100.0" w:type="dxa"/>
+                  <w:left w:w="100.0" w:type="dxa"/>
+                  <w:bottom w:w="100.0" w:type="dxa"/>
+                  <w:right w:w="100.0" w:type="dxa"/>
+                </w:tcMar>
+                <w:vAlign w:val="top"/>
+              </w:tcPr>
+              <w:p>
+                <w:pPr>
+                  <w:rPr/>
+                </w:pPr>
+                <w:r>
+                  <w:rPr>
+                    <w:rtl w:val="0"/>
+                  </w:rPr>
+                  <w:t xml:space="preserve">Noor Suhwail</w:t>
+                </w:r>
+              </w:p>
+            </w:tc>
+          </w:tr>
+        </w:tbl>
+      </w:sdtContent>
+    </w:sdt>
     <w:p>
       <w:pPr>
         <w:spacing w:line="260" w:lineRule="auto"/>
@@ -12572,7 +14013,7 @@
     </w:p>
     <w:tbl>
       <w:tblPr>
-        <w:tblStyle w:val="Table44"/>
+        <w:tblStyle w:val="Table51"/>
         <w:tblW w:w="10858.0" w:type="dxa"/>
         <w:jc w:val="left"/>
         <w:tblBorders>
@@ -12709,7 +14150,7 @@
     </w:p>
     <w:tbl>
       <w:tblPr>
-        <w:tblStyle w:val="Table45"/>
+        <w:tblStyle w:val="Table52"/>
         <w:tblW w:w="10858.0" w:type="dxa"/>
         <w:jc w:val="left"/>
         <w:tblBorders>
@@ -13434,7 +14875,7 @@
     </w:p>
     <w:tbl>
       <w:tblPr>
-        <w:tblStyle w:val="Table46"/>
+        <w:tblStyle w:val="Table53"/>
         <w:tblW w:w="10858.0" w:type="dxa"/>
         <w:jc w:val="left"/>
         <w:tblBorders>
@@ -13540,7 +14981,7 @@
     </w:p>
     <w:tbl>
       <w:tblPr>
-        <w:tblStyle w:val="Table47"/>
+        <w:tblStyle w:val="Table54"/>
         <w:tblW w:w="10858.0" w:type="dxa"/>
         <w:jc w:val="left"/>
         <w:tblBorders>
@@ -13754,7 +15195,7 @@
     </w:p>
     <w:tbl>
       <w:tblPr>
-        <w:tblStyle w:val="Table48"/>
+        <w:tblStyle w:val="Table55"/>
         <w:tblW w:w="10858.0" w:type="dxa"/>
         <w:jc w:val="left"/>
         <w:tblBorders>
@@ -13891,7 +15332,7 @@
     </w:p>
     <w:tbl>
       <w:tblPr>
-        <w:tblStyle w:val="Table49"/>
+        <w:tblStyle w:val="Table56"/>
         <w:tblW w:w="10858.0" w:type="dxa"/>
         <w:jc w:val="left"/>
         <w:tblBorders>
@@ -14376,7 +15817,7 @@
     </w:p>
     <w:tbl>
       <w:tblPr>
-        <w:tblStyle w:val="Table50"/>
+        <w:tblStyle w:val="Table57"/>
         <w:tblW w:w="10858.0" w:type="dxa"/>
         <w:jc w:val="left"/>
         <w:tblBorders>
@@ -14544,7 +15985,7 @@
     </w:p>
     <w:tbl>
       <w:tblPr>
-        <w:tblStyle w:val="Table51"/>
+        <w:tblStyle w:val="Table58"/>
         <w:tblW w:w="10858.0" w:type="dxa"/>
         <w:jc w:val="left"/>
         <w:tblBorders>
@@ -14859,6 +16300,7 @@
               <w:rPr>
                 <w:rtl w:val="0"/>
               </w:rPr>
+              <w:t xml:space="preserve">Prototype uses sample data and makes no official claims.</w:t>
             </w:r>
           </w:p>
         </w:tc>
@@ -15096,6 +16538,7 @@
               <w:rPr>
                 <w:rtl w:val="0"/>
               </w:rPr>
+              <w:t xml:space="preserve">No university SSO assumed; revisit misuses controls for P2.</w:t>
             </w:r>
           </w:p>
         </w:tc>
@@ -15153,7 +16596,7 @@
     </w:p>
     <w:tbl>
       <w:tblPr>
-        <w:tblStyle w:val="Table52"/>
+        <w:tblStyle w:val="Table59"/>
         <w:tblW w:w="10858.0" w:type="dxa"/>
         <w:jc w:val="left"/>
         <w:tblBorders>
@@ -15299,7 +16742,7 @@
     </w:p>
     <w:tbl>
       <w:tblPr>
-        <w:tblStyle w:val="Table53"/>
+        <w:tblStyle w:val="Table60"/>
         <w:tblW w:w="10858.0" w:type="dxa"/>
         <w:jc w:val="left"/>
         <w:tblBorders>
@@ -15715,7 +17158,7 @@
     </w:p>
     <w:tbl>
       <w:tblPr>
-        <w:tblStyle w:val="Table54"/>
+        <w:tblStyle w:val="Table61"/>
         <w:tblW w:w="10858.0" w:type="dxa"/>
         <w:jc w:val="left"/>
         <w:tblBorders>
@@ -15822,7 +17265,7 @@
     </w:p>
     <w:tbl>
       <w:tblPr>
-        <w:tblStyle w:val="Table55"/>
+        <w:tblStyle w:val="Table62"/>
         <w:tblW w:w="10858.0" w:type="dxa"/>
         <w:jc w:val="left"/>
         <w:tblBorders>
@@ -15929,7 +17372,7 @@
     </w:p>
     <w:tbl>
       <w:tblPr>
-        <w:tblStyle w:val="Table56"/>
+        <w:tblStyle w:val="Table63"/>
         <w:tblW w:w="10858.0" w:type="dxa"/>
         <w:jc w:val="left"/>
         <w:tblBorders>
@@ -16097,7 +17540,7 @@
     </w:p>
     <w:tbl>
       <w:tblPr>
-        <w:tblStyle w:val="Table57"/>
+        <w:tblStyle w:val="Table64"/>
         <w:tblW w:w="10858.0" w:type="dxa"/>
         <w:jc w:val="left"/>
         <w:tblBorders>
@@ -16986,7 +18429,7 @@
     </w:p>
     <w:tbl>
       <w:tblPr>
-        <w:tblStyle w:val="Table58"/>
+        <w:tblStyle w:val="Table65"/>
         <w:tblW w:w="10858.0" w:type="dxa"/>
         <w:jc w:val="left"/>
         <w:tblBorders>
@@ -18456,6 +19899,97 @@
       </w:tblCellMar>
     </w:tblPr>
   </w:style>
+  <w:style w:type="table" w:styleId="Table59">
+    <w:basedOn w:val="TableNormal"/>
+    <w:tblPr>
+      <w:tblStyleRowBandSize w:val="1"/>
+      <w:tblStyleColBandSize w:val="1"/>
+      <w:tblCellMar>
+        <w:top w:w="0.0" w:type="dxa"/>
+        <w:left w:w="10.0" w:type="dxa"/>
+        <w:bottom w:w="0.0" w:type="dxa"/>
+        <w:right w:w="10.0" w:type="dxa"/>
+      </w:tblCellMar>
+    </w:tblPr>
+  </w:style>
+  <w:style w:type="table" w:styleId="Table60">
+    <w:basedOn w:val="TableNormal"/>
+    <w:tblPr>
+      <w:tblStyleRowBandSize w:val="1"/>
+      <w:tblStyleColBandSize w:val="1"/>
+      <w:tblCellMar>
+        <w:top w:w="0.0" w:type="dxa"/>
+        <w:left w:w="10.0" w:type="dxa"/>
+        <w:bottom w:w="0.0" w:type="dxa"/>
+        <w:right w:w="10.0" w:type="dxa"/>
+      </w:tblCellMar>
+    </w:tblPr>
+  </w:style>
+  <w:style w:type="table" w:styleId="Table61">
+    <w:basedOn w:val="TableNormal"/>
+    <w:tblPr>
+      <w:tblStyleRowBandSize w:val="1"/>
+      <w:tblStyleColBandSize w:val="1"/>
+      <w:tblCellMar>
+        <w:top w:w="0.0" w:type="dxa"/>
+        <w:left w:w="10.0" w:type="dxa"/>
+        <w:bottom w:w="0.0" w:type="dxa"/>
+        <w:right w:w="10.0" w:type="dxa"/>
+      </w:tblCellMar>
+    </w:tblPr>
+  </w:style>
+  <w:style w:type="table" w:styleId="Table62">
+    <w:basedOn w:val="TableNormal"/>
+    <w:tblPr>
+      <w:tblStyleRowBandSize w:val="1"/>
+      <w:tblStyleColBandSize w:val="1"/>
+      <w:tblCellMar>
+        <w:top w:w="0.0" w:type="dxa"/>
+        <w:left w:w="10.0" w:type="dxa"/>
+        <w:bottom w:w="0.0" w:type="dxa"/>
+        <w:right w:w="10.0" w:type="dxa"/>
+      </w:tblCellMar>
+    </w:tblPr>
+  </w:style>
+  <w:style w:type="table" w:styleId="Table63">
+    <w:basedOn w:val="TableNormal"/>
+    <w:tblPr>
+      <w:tblStyleRowBandSize w:val="1"/>
+      <w:tblStyleColBandSize w:val="1"/>
+      <w:tblCellMar>
+        <w:top w:w="0.0" w:type="dxa"/>
+        <w:left w:w="10.0" w:type="dxa"/>
+        <w:bottom w:w="0.0" w:type="dxa"/>
+        <w:right w:w="10.0" w:type="dxa"/>
+      </w:tblCellMar>
+    </w:tblPr>
+  </w:style>
+  <w:style w:type="table" w:styleId="Table64">
+    <w:basedOn w:val="TableNormal"/>
+    <w:tblPr>
+      <w:tblStyleRowBandSize w:val="1"/>
+      <w:tblStyleColBandSize w:val="1"/>
+      <w:tblCellMar>
+        <w:top w:w="0.0" w:type="dxa"/>
+        <w:left w:w="10.0" w:type="dxa"/>
+        <w:bottom w:w="0.0" w:type="dxa"/>
+        <w:right w:w="10.0" w:type="dxa"/>
+      </w:tblCellMar>
+    </w:tblPr>
+  </w:style>
+  <w:style w:type="table" w:styleId="Table65">
+    <w:basedOn w:val="TableNormal"/>
+    <w:tblPr>
+      <w:tblStyleRowBandSize w:val="1"/>
+      <w:tblStyleColBandSize w:val="1"/>
+      <w:tblCellMar>
+        <w:top w:w="0.0" w:type="dxa"/>
+        <w:left w:w="10.0" w:type="dxa"/>
+        <w:bottom w:w="0.0" w:type="dxa"/>
+        <w:right w:w="10.0" w:type="dxa"/>
+      </w:tblCellMar>
+    </w:tblPr>
+  </w:style>
 </w:styles>
 </file>
 
@@ -18776,7 +20310,7 @@
 
 <file path=customXML/item1.xml><?xml version="1.0" encoding="utf-8"?>
 <go:gDocsCustomXmlDataStorage xmlns:go="http://customooxmlschemas.google.com/" xmlns:r="http://schemas.openxmlformats.org/officeDocument/2006/relationships" uri="GoogleDocsCustomDataVersion2">
-  <go:docsCustomData xmlns:go="http://customooxmlschemas.google.com/" roundtripDataSignature="AMtx7mhiUoHDx/Zxzvi9gwVOu0F+9Xif8w==">CgMxLjA4AHIhMTZRNWE1a3gzV2dMWGdlQTdFS3lpdnh4anpnaUEtYjZT</go:docsCustomData>
+  <go:docsCustomData xmlns:go="http://customooxmlschemas.google.com/" roundtripDataSignature="AMtx7mi2TQQPyjWDjZn5w9KFW8aW4juYlA==">CgMxLjAaHwoBMBIaChgICVIUChJ0YWJsZS45dG5zMGp3OTV1ZG84AHIhMTZRNWE1a3gzV2dMWGdlQTdFS3lpdnh4anpnaUEtYjZT</go:docsCustomData>
 </go:gDocsCustomXmlDataStorage>
 </file>
 

--- a/docs/p1/P1_Team02_Final.docx
+++ b/docs/p1/P1_Team02_Final.docx
@@ -335,7 +335,15 @@
                 <w:sz w:val="18"/>
                 <w:szCs w:val="18"/>
               </w:rPr>
-              <w:t>0.1</w:t>
+              <w:t>0.</w:t>
+            </w:r>
+            <w:r>
+              <w:rPr>
+                <w:color w:val="1A1A1A"/>
+                <w:sz w:val="18"/>
+                <w:szCs w:val="18"/>
+              </w:rPr>
+              <w:t>2</w:t>
             </w:r>
           </w:p>
         </w:tc>
@@ -12906,7 +12914,7 @@
         <w:rFonts w:ascii="Calibri" w:eastAsia="Calibri" w:hAnsi="Calibri" w:cs="Calibri"/>
         <w:sz w:val="21"/>
         <w:szCs w:val="21"/>
-        <w:lang w:eastAsia="en-US" w:bidi="ar-SA"/>
+        <w:lang w:val="en-US" w:eastAsia="en-US" w:bidi="ar-SA"/>
       </w:rPr>
     </w:rPrDefault>
     <w:pPrDefault/>

--- a/docs/p1/P1_Team02_Final.docx
+++ b/docs/p1/P1_Team02_Final.docx
@@ -335,15 +335,7 @@
                 <w:sz w:val="18"/>
                 <w:szCs w:val="18"/>
               </w:rPr>
-              <w:t>0.</w:t>
-            </w:r>
-            <w:r>
-              <w:rPr>
-                <w:color w:val="1A1A1A"/>
-                <w:sz w:val="18"/>
-                <w:szCs w:val="18"/>
-              </w:rPr>
-              <w:t>2</w:t>
+              <w:t>0.2</w:t>
             </w:r>
           </w:p>
         </w:tc>
@@ -428,17 +420,6 @@
           <w:szCs w:val="26"/>
         </w:rPr>
         <w:t>Revision History and Contribution Record</w:t>
-      </w:r>
-    </w:p>
-    <w:p>
-      <w:pPr>
-        <w:spacing w:after="90" w:line="260" w:lineRule="auto"/>
-      </w:pPr>
-      <w:r>
-        <w:rPr>
-          <w:color w:val="1A1A1A"/>
-        </w:rPr>
-        <w:t>Both tables below are graded. The contribution record carries the individual 20% of this milestone and must be consistent with your repository history.</w:t>
       </w:r>
     </w:p>
     <w:tbl>
@@ -1607,41 +1588,41 @@
           </w:tcPr>
           <w:p>
             <w:r>
+              <w:t>Filter rooms by building, capacity, and amenities</w:t>
+            </w:r>
+          </w:p>
+        </w:tc>
+        <w:tc>
+          <w:tcPr>
+            <w:tcW w:w="5429" w:type="dxa"/>
+            <w:tcMar>
+              <w:top w:w="70" w:type="dxa"/>
+              <w:left w:w="100" w:type="dxa"/>
+              <w:bottom w:w="70" w:type="dxa"/>
+              <w:right w:w="100" w:type="dxa"/>
+            </w:tcMar>
+          </w:tcPr>
+          <w:p>
+            <w:r>
+              <w:t>Reserve rooms or manage bookings; the system provides information rather than services.</w:t>
+            </w:r>
+          </w:p>
+        </w:tc>
+      </w:tr>
+      <w:tr>
+        <w:tc>
+          <w:tcPr>
+            <w:tcW w:w="5429" w:type="dxa"/>
+            <w:tcMar>
+              <w:top w:w="70" w:type="dxa"/>
+              <w:left w:w="100" w:type="dxa"/>
+              <w:bottom w:w="70" w:type="dxa"/>
+              <w:right w:w="100" w:type="dxa"/>
+            </w:tcMar>
+          </w:tcPr>
+          <w:p>
+            <w:r>
               <w:lastRenderedPageBreak/>
-              <w:t>Filter rooms by building, capacity, and amenities</w:t>
-            </w:r>
-          </w:p>
-        </w:tc>
-        <w:tc>
-          <w:tcPr>
-            <w:tcW w:w="5429" w:type="dxa"/>
-            <w:tcMar>
-              <w:top w:w="70" w:type="dxa"/>
-              <w:left w:w="100" w:type="dxa"/>
-              <w:bottom w:w="70" w:type="dxa"/>
-              <w:right w:w="100" w:type="dxa"/>
-            </w:tcMar>
-          </w:tcPr>
-          <w:p>
-            <w:r>
-              <w:t>Reserve rooms or manage bookings; the system provides information rather than services.</w:t>
-            </w:r>
-          </w:p>
-        </w:tc>
-      </w:tr>
-      <w:tr>
-        <w:tc>
-          <w:tcPr>
-            <w:tcW w:w="5429" w:type="dxa"/>
-            <w:tcMar>
-              <w:top w:w="70" w:type="dxa"/>
-              <w:left w:w="100" w:type="dxa"/>
-              <w:bottom w:w="70" w:type="dxa"/>
-              <w:right w:w="100" w:type="dxa"/>
-            </w:tcMar>
-          </w:tcPr>
-          <w:p>
-            <w:r>
               <w:t>Accept anonymous occupancy reports containing a selected room, an empty or occupied status, and an automatically recorded submission time</w:t>
             </w:r>
           </w:p>
@@ -2621,7 +2602,7 @@
                 <w:noProof/>
               </w:rPr>
               <w:drawing>
-                <wp:inline distT="114300" distB="114300" distL="114300" distR="114300" wp14:anchorId="7701066A" wp14:editId="7D6013DB">
+                <wp:inline distT="114300" distB="114300" distL="114300" distR="114300" wp14:anchorId="28566C9C" wp14:editId="169173F7">
                   <wp:extent cx="6724650" cy="4013200"/>
                   <wp:effectExtent l="0" t="0" r="0" b="0"/>
                   <wp:docPr id="1" name="image2.png"/>
@@ -6864,7 +6845,7 @@
                 <w:noProof/>
               </w:rPr>
               <w:drawing>
-                <wp:inline distT="114300" distB="114300" distL="114300" distR="114300" wp14:anchorId="69E6A26E" wp14:editId="4FF24920">
+                <wp:inline distT="114300" distB="114300" distL="114300" distR="114300" wp14:anchorId="651A95A8" wp14:editId="47EC4072">
                   <wp:extent cx="5053013" cy="3836281"/>
                   <wp:effectExtent l="0" t="0" r="0" b="0"/>
                   <wp:docPr id="2" name="image1.png"/>
@@ -12202,95 +12183,6 @@
         <w:t>Baseline Declaration</w:t>
       </w:r>
     </w:p>
-    <w:tbl>
-      <w:tblPr>
-        <w:tblStyle w:val="aff"/>
-        <w:tblW w:w="10858" w:type="dxa"/>
-        <w:tblBorders>
-          <w:top w:val="single" w:sz="3" w:space="0" w:color="C3D2E4"/>
-          <w:left w:val="single" w:sz="3" w:space="0" w:color="C3D2E4"/>
-          <w:bottom w:val="single" w:sz="3" w:space="0" w:color="C3D2E4"/>
-          <w:right w:val="single" w:sz="3" w:space="0" w:color="C3D2E4"/>
-          <w:insideH w:val="single" w:sz="3" w:space="0" w:color="C3D2E4"/>
-          <w:insideV w:val="single" w:sz="3" w:space="0" w:color="C3D2E4"/>
-        </w:tblBorders>
-        <w:tblLayout w:type="fixed"/>
-        <w:tblLook w:val="0000" w:firstRow="0" w:lastRow="0" w:firstColumn="0" w:lastColumn="0" w:noHBand="0" w:noVBand="0"/>
-      </w:tblPr>
-      <w:tblGrid>
-        <w:gridCol w:w="10858"/>
-      </w:tblGrid>
-      <w:tr>
-        <w:tc>
-          <w:tcPr>
-            <w:tcW w:w="10858" w:type="dxa"/>
-            <w:shd w:val="clear" w:color="auto" w:fill="EAF0F8"/>
-            <w:tcMar>
-              <w:top w:w="120" w:type="dxa"/>
-              <w:left w:w="160" w:type="dxa"/>
-              <w:bottom w:w="120" w:type="dxa"/>
-              <w:right w:w="160" w:type="dxa"/>
-            </w:tcMar>
-          </w:tcPr>
-          <w:p>
-            <w:pPr>
-              <w:spacing w:after="60" w:line="260" w:lineRule="auto"/>
-            </w:pPr>
-            <w:r>
-              <w:rPr>
-                <w:b/>
-                <w:bCs/>
-                <w:color w:val="2F5D8A"/>
-                <w:sz w:val="19"/>
-                <w:szCs w:val="19"/>
-              </w:rPr>
-              <w:t xml:space="preserve">▸  </w:t>
-            </w:r>
-            <w:r>
-              <w:rPr>
-                <w:b/>
-                <w:bCs/>
-                <w:color w:val="2F5D8A"/>
-                <w:sz w:val="17"/>
-                <w:szCs w:val="17"/>
-              </w:rPr>
-              <w:t>WHAT GOES HERE</w:t>
-            </w:r>
-          </w:p>
-          <w:p>
-            <w:pPr>
-              <w:spacing w:after="50" w:line="250" w:lineRule="auto"/>
-            </w:pPr>
-            <w:r>
-              <w:rPr>
-                <w:color w:val="39424E"/>
-                <w:sz w:val="19"/>
-                <w:szCs w:val="19"/>
-              </w:rPr>
-              <w:t>Once you submit, the content of this document is your P1 baseline. From this point, changes to requirements are made through change control, not by quiet editing — this is the Chapter 5 practice, applied to your own project.</w:t>
-            </w:r>
-          </w:p>
-          <w:p>
-            <w:pPr>
-              <w:spacing w:after="50" w:line="250" w:lineRule="auto"/>
-            </w:pPr>
-            <w:r>
-              <w:rPr>
-                <w:color w:val="39424E"/>
-                <w:sz w:val="19"/>
-                <w:szCs w:val="19"/>
-              </w:rPr>
-              <w:t>At P2 you will submit this same document, grown and revised, with the revision history in section 0 showing what changed and why. Do not start a new file.</w:t>
-            </w:r>
-          </w:p>
-        </w:tc>
-      </w:tr>
-    </w:tbl>
-    <w:p>
-      <w:pPr>
-        <w:spacing w:line="260" w:lineRule="auto"/>
-      </w:pPr>
-    </w:p>
     <w:p>
       <w:pPr>
         <w:spacing w:after="140" w:line="260" w:lineRule="auto"/>
@@ -12306,7 +12198,7 @@
     </w:p>
     <w:tbl>
       <w:tblPr>
-        <w:tblStyle w:val="aff0"/>
+        <w:tblStyle w:val="aff"/>
         <w:tblW w:w="10858" w:type="dxa"/>
         <w:tblBorders>
           <w:top w:val="single" w:sz="3" w:space="0" w:color="C6CDD8"/>
@@ -12914,7 +12806,7 @@
         <w:rFonts w:ascii="Calibri" w:eastAsia="Calibri" w:hAnsi="Calibri" w:cs="Calibri"/>
         <w:sz w:val="21"/>
         <w:szCs w:val="21"/>
-        <w:lang w:val="en-US" w:eastAsia="en-US" w:bidi="ar-SA"/>
+        <w:lang w:eastAsia="en-US" w:bidi="ar-SA"/>
       </w:rPr>
     </w:rPrDefault>
     <w:pPrDefault/>
@@ -13964,17 +13856,6 @@
       </w:tblCellMar>
     </w:tblPr>
   </w:style>
-  <w:style w:type="table" w:customStyle="1" w:styleId="aff0">
-    <w:basedOn w:val="TableNormal"/>
-    <w:tblPr>
-      <w:tblStyleRowBandSize w:val="1"/>
-      <w:tblStyleColBandSize w:val="1"/>
-      <w:tblCellMar>
-        <w:left w:w="10" w:type="dxa"/>
-        <w:right w:w="10" w:type="dxa"/>
-      </w:tblCellMar>
-    </w:tblPr>
-  </w:style>
 </w:styles>
 </file>
 
